--- a/engine/amoc_study/AMOC_Valuation_Study_08-08-2026_public.docx
+++ b/engine/amoc_study/AMOC_Valuation_Study_08-08-2026_public.docx
@@ -134,7 +134,7 @@
                 <w:color w:val="1C3A36"/>
                 <w:sz w:val="19"/>
               </w:rPr>
-              <w:t>Fair value EGP 5.95 a share against a market price of EGP 9.10. Fair value sits 34.6% BELOW the price; equivalently the price stands 52.8% ABOVE fair value. The weighted range is EGP 4.09 to 8.52 and the price is outside it. Every one of the four lenses lands below the price.</w:t>
+              <w:t>Fair value EGP 5.53 a share against a market price of EGP 9.10. Fair value sits 39.2% BELOW the price; equivalently the price stands 64.4% ABOVE fair value. The weighted range is EGP 3.64 to 8.29 and the price is outside it. Every one of the four lenses lands below the price.</w:t>
             </w:r>
           </w:p>
           <w:p>
@@ -174,7 +174,7 @@
                 <w:color w:val="1C3A36"/>
                 <w:sz w:val="19"/>
               </w:rPr>
-              <w:t>For EGP 9.10 to be fair the cash-flow lens must reach EGP 12.49, 127% above this model. On the study’s own live grids that means a PERMANENT gross margin near 12.2% — above the best single quarter this company has ever filed — or volume growth at roughly ten times the assumed path. Section 1.14 derives both.</w:t>
+              <w:t>For EGP 9.10 to be fair the cash-flow lens must reach EGP 12.80, 162% above this model. On the study’s own live grids that means a PERMANENT gross margin near 12.2% — above the best single quarter this company has ever filed — or volume growth at roughly ten times the assumed path. Section 1.14 derives both.</w:t>
             </w:r>
           </w:p>
           <w:p>
@@ -434,7 +434,7 @@
                 <w:color w:val="1C3A36"/>
                 <w:sz w:val="18"/>
               </w:rPr>
-              <w:t>3.05</w:t>
+              <w:t>2.28</w:t>
             </w:r>
           </w:p>
         </w:tc>
@@ -452,7 +452,7 @@
                 <w:color w:val="1C3A36"/>
                 <w:sz w:val="18"/>
               </w:rPr>
-              <w:t>5.50</w:t>
+              <w:t>4.88</w:t>
             </w:r>
           </w:p>
         </w:tc>
@@ -470,7 +470,7 @@
                 <w:color w:val="1C3A36"/>
                 <w:sz w:val="18"/>
               </w:rPr>
-              <w:t>9.64</w:t>
+              <w:t>9.51</w:t>
             </w:r>
           </w:p>
         </w:tc>
@@ -506,7 +506,7 @@
                 <w:color w:val="1C3A36"/>
                 <w:sz w:val="18"/>
               </w:rPr>
-              <w:t>-39.6%</w:t>
+              <w:t>-46.4%</w:t>
             </w:r>
           </w:p>
         </w:tc>
@@ -686,7 +686,7 @@
                 <w:color w:val="1C3A36"/>
                 <w:sz w:val="18"/>
               </w:rPr>
-              <w:t>4.48</w:t>
+              <w:t>3.93</w:t>
             </w:r>
           </w:p>
         </w:tc>
@@ -704,7 +704,7 @@
                 <w:color w:val="1C3A36"/>
                 <w:sz w:val="18"/>
               </w:rPr>
-              <w:t>5.83</w:t>
+              <w:t>5.08</w:t>
             </w:r>
           </w:p>
         </w:tc>
@@ -722,7 +722,7 @@
                 <w:color w:val="1C3A36"/>
                 <w:sz w:val="18"/>
               </w:rPr>
-              <w:t>7.18</w:t>
+              <w:t>6.23</w:t>
             </w:r>
           </w:p>
         </w:tc>
@@ -758,7 +758,7 @@
                 <w:color w:val="1C3A36"/>
                 <w:sz w:val="18"/>
               </w:rPr>
-              <w:t>-35.9%</w:t>
+              <w:t>-44.2%</w:t>
             </w:r>
           </w:p>
         </w:tc>
@@ -812,7 +812,7 @@
                 <w:color w:val="1C3A36"/>
                 <w:sz w:val="18"/>
               </w:rPr>
-              <w:t>3.59</w:t>
+              <w:t>3.64</w:t>
             </w:r>
           </w:p>
         </w:tc>
@@ -830,7 +830,7 @@
                 <w:color w:val="1C3A36"/>
                 <w:sz w:val="18"/>
               </w:rPr>
-              <w:t>4.57</w:t>
+              <w:t>4.64</w:t>
             </w:r>
           </w:p>
         </w:tc>
@@ -848,7 +848,7 @@
                 <w:color w:val="1C3A36"/>
                 <w:sz w:val="18"/>
               </w:rPr>
-              <w:t>5.17</w:t>
+              <w:t>5.25</w:t>
             </w:r>
           </w:p>
         </w:tc>
@@ -884,7 +884,7 @@
                 <w:color w:val="1C3A36"/>
                 <w:sz w:val="18"/>
               </w:rPr>
-              <w:t>-49.8%</w:t>
+              <w:t>-49.0%</w:t>
             </w:r>
           </w:p>
         </w:tc>
@@ -944,7 +944,7 @@
                 <w:color w:val="1C3A36"/>
                 <w:sz w:val="18"/>
               </w:rPr>
-              <w:t>4.09</w:t>
+              <w:t>3.64</w:t>
             </w:r>
           </w:p>
         </w:tc>
@@ -964,7 +964,7 @@
                 <w:color w:val="1C3A36"/>
                 <w:sz w:val="18"/>
               </w:rPr>
-              <w:t>5.95</w:t>
+              <w:t>5.53</w:t>
             </w:r>
           </w:p>
         </w:tc>
@@ -984,7 +984,7 @@
                 <w:color w:val="1C3A36"/>
                 <w:sz w:val="18"/>
               </w:rPr>
-              <w:t>8.52</w:t>
+              <w:t>8.29</w:t>
             </w:r>
           </w:p>
         </w:tc>
@@ -1024,7 +1024,7 @@
                 <w:color w:val="1C3A36"/>
                 <w:sz w:val="18"/>
               </w:rPr>
-              <w:t>-34.6%</w:t>
+              <w:t>-39.2%</w:t>
             </w:r>
           </w:p>
         </w:tc>
@@ -1046,7 +1046,7 @@
           <w:color w:val="6E7B77"/>
           <w:sz w:val="17"/>
         </w:rPr>
-        <w:t>Table 1 — the four lenses. The bear and bull columns of the weighted row are WEIGHTED with the same 45/20/20/15 weights as the base column. The widest single lens spans EGP 3.05–9.88; that is reported as an ENVELOPE, not as the range of a weighted estimate. The previous edition labelled a row "weighted central" and then took the minimum and maximum across all four lenses, both of which came from the cash-flow lens alone, overstating the published spread by about two and a half times.</w:t>
+        <w:t>Table 1 — the four lenses. The bear and bull columns of the weighted row are WEIGHTED with the same 45/20/20/15 weights as the base column. The widest single lens spans EGP 2.28–9.88; that is reported as an ENVELOPE, not as the range of a weighted estimate. The previous edition labelled a row "weighted central" and then took the minimum and maximum across all four lenses, both of which came from the cash-flow lens alone, overstating the published spread by about two and a half times.</w:t>
       </w:r>
     </w:p>
     <w:p>
@@ -5110,7 +5110,7 @@
                 <w:color w:val="1C3A36"/>
                 <w:sz w:val="17"/>
               </w:rPr>
-              <w:t>6.16  (+3.4%)</w:t>
+              <w:t>6.16  (+11.3%)</w:t>
             </w:r>
           </w:p>
         </w:tc>
@@ -5198,7 +5198,7 @@
                 <w:color w:val="1C3A36"/>
                 <w:sz w:val="17"/>
               </w:rPr>
-              <w:t>6.56  (+10.2%)</w:t>
+              <w:t>6.56  (+18.5%)</w:t>
             </w:r>
           </w:p>
         </w:tc>
@@ -5286,7 +5286,7 @@
                 <w:color w:val="1C3A36"/>
                 <w:sz w:val="17"/>
               </w:rPr>
-              <w:t>6.39  (+7.3%)</w:t>
+              <w:t>6.39  (+15.4%)</w:t>
             </w:r>
           </w:p>
         </w:tc>
@@ -5593,7 +5593,7 @@
                 <w:color w:val="1C3A36"/>
                 <w:sz w:val="16"/>
               </w:rPr>
-              <w:t>6,700</w:t>
+              <w:t>6,411</w:t>
             </w:r>
           </w:p>
         </w:tc>
@@ -5611,7 +5611,7 @@
                 <w:color w:val="1C3A36"/>
                 <w:sz w:val="16"/>
               </w:rPr>
-              <w:t>7,490</w:t>
+              <w:t>6,892</w:t>
             </w:r>
           </w:p>
         </w:tc>
@@ -5629,7 +5629,7 @@
                 <w:color w:val="1C3A36"/>
                 <w:sz w:val="16"/>
               </w:rPr>
-              <w:t>8,256</w:t>
+              <w:t>7,340</w:t>
             </w:r>
           </w:p>
         </w:tc>
@@ -5647,7 +5647,7 @@
                 <w:color w:val="1C3A36"/>
                 <w:sz w:val="16"/>
               </w:rPr>
-              <w:t>8,997</w:t>
+              <w:t>7,766</w:t>
             </w:r>
           </w:p>
         </w:tc>
@@ -5665,7 +5665,7 @@
                 <w:color w:val="1C3A36"/>
                 <w:sz w:val="16"/>
               </w:rPr>
-              <w:t>9,730</w:t>
+              <w:t>8,170</w:t>
             </w:r>
           </w:p>
         </w:tc>
@@ -5738,7 +5738,7 @@
                 <w:color w:val="1C3A36"/>
                 <w:sz w:val="16"/>
               </w:rPr>
-              <w:t>5,393</w:t>
+              <w:t>5,040</w:t>
             </w:r>
           </w:p>
         </w:tc>
@@ -5756,7 +5756,7 @@
                 <w:color w:val="1C3A36"/>
                 <w:sz w:val="16"/>
               </w:rPr>
-              <w:t>6,117</w:t>
+              <w:t>5,419</w:t>
             </w:r>
           </w:p>
         </w:tc>
@@ -5774,7 +5774,7 @@
                 <w:color w:val="1C3A36"/>
                 <w:sz w:val="16"/>
               </w:rPr>
-              <w:t>6,807</w:t>
+              <w:t>5,771</w:t>
             </w:r>
           </w:p>
         </w:tc>
@@ -5792,7 +5792,7 @@
                 <w:color w:val="1C3A36"/>
                 <w:sz w:val="16"/>
               </w:rPr>
-              <w:t>7,476</w:t>
+              <w:t>6,105</w:t>
             </w:r>
           </w:p>
         </w:tc>
@@ -5810,7 +5810,7 @@
                 <w:color w:val="1C3A36"/>
                 <w:sz w:val="16"/>
               </w:rPr>
-              <w:t>8,116</w:t>
+              <w:t>6,423</w:t>
             </w:r>
           </w:p>
         </w:tc>
@@ -5883,7 +5883,7 @@
                 <w:color w:val="1C3A36"/>
                 <w:sz w:val="16"/>
               </w:rPr>
-              <w:t>12,895</w:t>
+              <w:t>12,643</w:t>
             </w:r>
           </w:p>
         </w:tc>
@@ -5901,7 +5901,7 @@
                 <w:color w:val="1C3A36"/>
                 <w:sz w:val="16"/>
               </w:rPr>
-              <w:t>14,140</w:t>
+              <w:t>13,591</w:t>
             </w:r>
           </w:p>
         </w:tc>
@@ -5919,7 +5919,7 @@
                 <w:color w:val="1C3A36"/>
                 <w:sz w:val="16"/>
               </w:rPr>
-              <w:t>15,330</w:t>
+              <w:t>14,474</w:t>
             </w:r>
           </w:p>
         </w:tc>
@@ -5937,7 +5937,7 @@
                 <w:color w:val="1C3A36"/>
                 <w:sz w:val="16"/>
               </w:rPr>
-              <w:t>16,479</w:t>
+              <w:t>15,314</w:t>
             </w:r>
           </w:p>
         </w:tc>
@@ -5955,7 +5955,7 @@
                 <w:color w:val="1C3A36"/>
                 <w:sz w:val="16"/>
               </w:rPr>
-              <w:t>17,596</w:t>
+              <w:t>16,110</w:t>
             </w:r>
           </w:p>
         </w:tc>
@@ -6028,7 +6028,7 @@
                 <w:color w:val="1C3A36"/>
                 <w:sz w:val="16"/>
               </w:rPr>
-              <w:t>2,402</w:t>
+              <w:t>2,367</w:t>
             </w:r>
           </w:p>
         </w:tc>
@@ -6046,7 +6046,7 @@
                 <w:color w:val="1C3A36"/>
                 <w:sz w:val="16"/>
               </w:rPr>
-              <w:t>2,629</w:t>
+              <w:t>2,544</w:t>
             </w:r>
           </w:p>
         </w:tc>
@@ -6064,7 +6064,7 @@
                 <w:color w:val="1C3A36"/>
                 <w:sz w:val="16"/>
               </w:rPr>
-              <w:t>2,850</w:t>
+              <w:t>2,709</w:t>
             </w:r>
           </w:p>
         </w:tc>
@@ -6082,7 +6082,7 @@
                 <w:color w:val="1C3A36"/>
                 <w:sz w:val="16"/>
               </w:rPr>
-              <w:t>3,064</w:t>
+              <w:t>2,867</w:t>
             </w:r>
           </w:p>
         </w:tc>
@@ -6100,7 +6100,7 @@
                 <w:color w:val="1C3A36"/>
                 <w:sz w:val="16"/>
               </w:rPr>
-              <w:t>3,271</w:t>
+              <w:t>3,016</w:t>
             </w:r>
           </w:p>
         </w:tc>
@@ -6173,7 +6173,7 @@
                 <w:color w:val="1C3A36"/>
                 <w:sz w:val="16"/>
               </w:rPr>
-              <w:t>2,065</w:t>
+              <w:t>2,015</w:t>
             </w:r>
           </w:p>
         </w:tc>
@@ -6191,7 +6191,7 @@
                 <w:color w:val="1C3A36"/>
                 <w:sz w:val="16"/>
               </w:rPr>
-              <w:t>2,269</w:t>
+              <w:t>2,166</w:t>
             </w:r>
           </w:p>
         </w:tc>
@@ -6209,7 +6209,7 @@
                 <w:color w:val="1C3A36"/>
                 <w:sz w:val="16"/>
               </w:rPr>
-              <w:t>2,465</w:t>
+              <w:t>2,307</w:t>
             </w:r>
           </w:p>
         </w:tc>
@@ -6227,7 +6227,7 @@
                 <w:color w:val="1C3A36"/>
                 <w:sz w:val="16"/>
               </w:rPr>
-              <w:t>2,655</w:t>
+              <w:t>2,441</w:t>
             </w:r>
           </w:p>
         </w:tc>
@@ -6245,7 +6245,7 @@
                 <w:color w:val="1C3A36"/>
                 <w:sz w:val="16"/>
               </w:rPr>
-              <w:t>2,837</w:t>
+              <w:t>2,568</w:t>
             </w:r>
           </w:p>
         </w:tc>
@@ -6318,7 +6318,7 @@
                 <w:color w:val="1C3A36"/>
                 <w:sz w:val="16"/>
               </w:rPr>
-              <w:t>22,820</w:t>
+              <w:t>22,156</w:t>
             </w:r>
           </w:p>
         </w:tc>
@@ -6336,7 +6336,7 @@
                 <w:color w:val="1C3A36"/>
                 <w:sz w:val="16"/>
               </w:rPr>
-              <w:t>25,170</w:t>
+              <w:t>23,817</w:t>
             </w:r>
           </w:p>
         </w:tc>
@@ -6354,7 +6354,7 @@
                 <w:color w:val="1C3A36"/>
                 <w:sz w:val="16"/>
               </w:rPr>
-              <w:t>27,395</w:t>
+              <w:t>25,366</w:t>
             </w:r>
           </w:p>
         </w:tc>
@@ -6372,7 +6372,7 @@
                 <w:color w:val="1C3A36"/>
                 <w:sz w:val="16"/>
               </w:rPr>
-              <w:t>29,564</w:t>
+              <w:t>26,837</w:t>
             </w:r>
           </w:p>
         </w:tc>
@@ -6390,7 +6390,7 @@
                 <w:color w:val="1C3A36"/>
                 <w:sz w:val="16"/>
               </w:rPr>
-              <w:t>31,661</w:t>
+              <w:t>28,232</w:t>
             </w:r>
           </w:p>
         </w:tc>
@@ -6463,7 +6463,7 @@
                 <w:color w:val="1C3A36"/>
                 <w:sz w:val="16"/>
               </w:rPr>
-              <w:t>564</w:t>
+              <w:t>553</w:t>
             </w:r>
           </w:p>
         </w:tc>
@@ -6481,7 +6481,7 @@
                 <w:color w:val="1C3A36"/>
                 <w:sz w:val="16"/>
               </w:rPr>
-              <w:t>618</w:t>
+              <w:t>595</w:t>
             </w:r>
           </w:p>
         </w:tc>
@@ -6499,7 +6499,7 @@
                 <w:color w:val="1C3A36"/>
                 <w:sz w:val="16"/>
               </w:rPr>
-              <w:t>668</w:t>
+              <w:t>633</w:t>
             </w:r>
           </w:p>
         </w:tc>
@@ -6517,7 +6517,7 @@
                 <w:color w:val="1C3A36"/>
                 <w:sz w:val="16"/>
               </w:rPr>
-              <w:t>718</w:t>
+              <w:t>670</w:t>
             </w:r>
           </w:p>
         </w:tc>
@@ -6535,7 +6535,7 @@
                 <w:color w:val="1C3A36"/>
                 <w:sz w:val="16"/>
               </w:rPr>
-              <w:t>765</w:t>
+              <w:t>705</w:t>
             </w:r>
           </w:p>
         </w:tc>
@@ -6616,7 +6616,7 @@
                 <w:color w:val="1C3A36"/>
                 <w:sz w:val="16"/>
               </w:rPr>
-              <w:t>52,841</w:t>
+              <w:t>51,185</w:t>
             </w:r>
           </w:p>
         </w:tc>
@@ -6636,7 +6636,7 @@
                 <w:color w:val="1C3A36"/>
                 <w:sz w:val="16"/>
               </w:rPr>
-              <w:t>58,432</w:t>
+              <w:t>55,024</w:t>
             </w:r>
           </w:p>
         </w:tc>
@@ -6656,7 +6656,7 @@
                 <w:color w:val="1C3A36"/>
                 <w:sz w:val="16"/>
               </w:rPr>
-              <w:t>63,773</w:t>
+              <w:t>58,600</w:t>
             </w:r>
           </w:p>
         </w:tc>
@@ -6676,7 +6676,7 @@
                 <w:color w:val="1C3A36"/>
                 <w:sz w:val="16"/>
               </w:rPr>
-              <w:t>68,952</w:t>
+              <w:t>61,999</w:t>
             </w:r>
           </w:p>
         </w:tc>
@@ -6696,7 +6696,7 @@
                 <w:color w:val="1C3A36"/>
                 <w:sz w:val="16"/>
               </w:rPr>
-              <w:t>73,978</w:t>
+              <w:t>65,223</w:t>
             </w:r>
           </w:p>
         </w:tc>
@@ -8427,7 +8427,7 @@
                 <w:color w:val="1C3A36"/>
                 <w:sz w:val="17"/>
               </w:rPr>
-              <w:t>0.940</w:t>
+              <w:t>0.908</w:t>
             </w:r>
           </w:p>
         </w:tc>
@@ -8445,7 +8445,7 @@
                 <w:color w:val="1C3A36"/>
                 <w:sz w:val="17"/>
               </w:rPr>
-              <w:t>0.940</w:t>
+              <w:t>0.908</w:t>
             </w:r>
           </w:p>
         </w:tc>
@@ -8462,7 +8462,7 @@
                 <w:color w:val="1C3A36"/>
                 <w:sz w:val="17"/>
               </w:rPr>
-              <w:t>own-stock regression, n=257, R² 31.2%, standard error 0.087, 90% interval [0.797, 1.084]</w:t>
+              <w:t>own-stock regression, n=253, R² 25.9%, standard error 0.165, 90% interval [0.637, 1.179]</w:t>
             </w:r>
           </w:p>
         </w:tc>
@@ -8503,7 +8503,7 @@
                 <w:color w:val="1C3A36"/>
                 <w:sz w:val="17"/>
               </w:rPr>
-              <w:t>27.76%</w:t>
+              <w:t>27.45%</w:t>
             </w:r>
           </w:p>
         </w:tc>
@@ -8523,7 +8523,7 @@
                 <w:color w:val="1C3A36"/>
                 <w:sz w:val="17"/>
               </w:rPr>
-              <w:t>19.08%</w:t>
+              <w:t>18.86%</w:t>
             </w:r>
           </w:p>
         </w:tc>
@@ -8797,7 +8797,7 @@
                 <w:color w:val="1C3A36"/>
                 <w:sz w:val="17"/>
               </w:rPr>
-              <w:t>31.58%</w:t>
+              <w:t>31.19%</w:t>
             </w:r>
           </w:p>
         </w:tc>
@@ -8817,7 +8817,7 @@
                 <w:color w:val="1C3A36"/>
                 <w:sz w:val="17"/>
               </w:rPr>
-              <w:t>18.34%</w:t>
+              <w:t>18.14%</w:t>
             </w:r>
           </w:p>
         </w:tc>
@@ -8858,7 +8858,7 @@
           <w:color w:val="6E7B77"/>
           <w:sz w:val="17"/>
         </w:rPr>
-        <w:t>Table 10 — the discount-rate stack. The construction that matters most here is the net-cash weighting. A naive model lets a cash pile drag the weighted rate DOWN; this one applies a negative debt weight of -26.2%, which forces the operating rate to 31.6% — ABOVE the 27.8% cost of equity — correctly isolating and penalising the risk of the pure unlevered operating assets. The unlevering identity is asserted in the build to recombine exactly.</w:t>
+        <w:t>Table 10 — the discount-rate stack. The construction that matters most here is the net-cash weighting. A naive model lets a cash pile drag the weighted rate DOWN; this one applies a negative debt weight of -26.2%, which forces the operating rate to 31.2% — ABOVE the 27.5% cost of equity — correctly isolating and penalising the risk of the pure unlevered operating assets. The unlevering identity is asserted in the build to recombine exactly.</w:t>
       </w:r>
     </w:p>
     <w:p>
@@ -9199,7 +9199,7 @@
                 <w:color w:val="1C3A36"/>
                 <w:sz w:val="17"/>
               </w:rPr>
-              <w:t>31.58%</w:t>
+              <w:t>31.19%</w:t>
             </w:r>
           </w:p>
         </w:tc>
@@ -9217,7 +9217,7 @@
                 <w:color w:val="1C3A36"/>
                 <w:sz w:val="17"/>
               </w:rPr>
-              <w:t>26.85%</w:t>
+              <w:t>26.53%</w:t>
             </w:r>
           </w:p>
         </w:tc>
@@ -9235,7 +9235,7 @@
                 <w:color w:val="1C3A36"/>
                 <w:sz w:val="17"/>
               </w:rPr>
-              <w:t>23.07%</w:t>
+              <w:t>22.80%</w:t>
             </w:r>
           </w:p>
         </w:tc>
@@ -9253,7 +9253,7 @@
                 <w:color w:val="1C3A36"/>
                 <w:sz w:val="17"/>
               </w:rPr>
-              <w:t>20.23%</w:t>
+              <w:t>20.00%</w:t>
             </w:r>
           </w:p>
         </w:tc>
@@ -9271,7 +9271,7 @@
                 <w:color w:val="1C3A36"/>
                 <w:sz w:val="17"/>
               </w:rPr>
-              <w:t>18.34%</w:t>
+              <w:t>18.14%</w:t>
             </w:r>
           </w:p>
         </w:tc>
@@ -9289,7 +9289,7 @@
                 <w:color w:val="1C3A36"/>
                 <w:sz w:val="17"/>
               </w:rPr>
-              <w:t>18.34%</w:t>
+              <w:t>18.14%</w:t>
             </w:r>
           </w:p>
         </w:tc>
@@ -9326,7 +9326,7 @@
                 <w:color w:val="1C3A36"/>
                 <w:sz w:val="17"/>
               </w:rPr>
-              <w:t>0.76000</w:t>
+              <w:t>0.76224</w:t>
             </w:r>
           </w:p>
         </w:tc>
@@ -9344,7 +9344,7 @@
                 <w:color w:val="1C3A36"/>
                 <w:sz w:val="17"/>
               </w:rPr>
-              <w:t>0.59913</w:t>
+              <w:t>0.60242</w:t>
             </w:r>
           </w:p>
         </w:tc>
@@ -9362,7 +9362,7 @@
                 <w:color w:val="1C3A36"/>
                 <w:sz w:val="17"/>
               </w:rPr>
-              <w:t>0.48682</w:t>
+              <w:t>0.49057</w:t>
             </w:r>
           </w:p>
         </w:tc>
@@ -9380,7 +9380,7 @@
                 <w:color w:val="1C3A36"/>
                 <w:sz w:val="17"/>
               </w:rPr>
-              <w:t>0.40489</w:t>
+              <w:t>0.40879</w:t>
             </w:r>
           </w:p>
         </w:tc>
@@ -9398,7 +9398,7 @@
                 <w:color w:val="1C3A36"/>
                 <w:sz w:val="17"/>
               </w:rPr>
-              <w:t>0.34213</w:t>
+              <w:t>0.34603</w:t>
             </w:r>
           </w:p>
         </w:tc>
@@ -9631,7 +9631,7 @@
                 <w:color w:val="1C3A36"/>
                 <w:sz w:val="17"/>
               </w:rPr>
-              <w:t>52,841</w:t>
+              <w:t>51,185</w:t>
             </w:r>
           </w:p>
         </w:tc>
@@ -9649,7 +9649,7 @@
                 <w:color w:val="1C3A36"/>
                 <w:sz w:val="17"/>
               </w:rPr>
-              <w:t>58,432</w:t>
+              <w:t>55,024</w:t>
             </w:r>
           </w:p>
         </w:tc>
@@ -9667,7 +9667,7 @@
                 <w:color w:val="1C3A36"/>
                 <w:sz w:val="17"/>
               </w:rPr>
-              <w:t>63,773</w:t>
+              <w:t>58,600</w:t>
             </w:r>
           </w:p>
         </w:tc>
@@ -9685,7 +9685,7 @@
                 <w:color w:val="1C3A36"/>
                 <w:sz w:val="17"/>
               </w:rPr>
-              <w:t>68,952</w:t>
+              <w:t>61,999</w:t>
             </w:r>
           </w:p>
         </w:tc>
@@ -9703,7 +9703,7 @@
                 <w:color w:val="1C3A36"/>
                 <w:sz w:val="17"/>
               </w:rPr>
-              <w:t>73,978</w:t>
+              <w:t>65,223</w:t>
             </w:r>
           </w:p>
         </w:tc>
@@ -9740,7 +9740,7 @@
                 <w:color w:val="1C3A36"/>
                 <w:sz w:val="17"/>
               </w:rPr>
-              <w:t>48,291</w:t>
+              <w:t>46,772</w:t>
             </w:r>
           </w:p>
         </w:tc>
@@ -9758,7 +9758,7 @@
                 <w:color w:val="1C3A36"/>
                 <w:sz w:val="17"/>
               </w:rPr>
-              <w:t>53,648</w:t>
+              <w:t>50,504</w:t>
             </w:r>
           </w:p>
         </w:tc>
@@ -9776,7 +9776,7 @@
                 <w:color w:val="1C3A36"/>
                 <w:sz w:val="17"/>
               </w:rPr>
-              <w:t>58,815</w:t>
+              <w:t>54,018</w:t>
             </w:r>
           </w:p>
         </w:tc>
@@ -9794,7 +9794,7 @@
                 <w:color w:val="1C3A36"/>
                 <w:sz w:val="17"/>
               </w:rPr>
-              <w:t>63,848</w:t>
+              <w:t>57,368</w:t>
             </w:r>
           </w:p>
         </w:tc>
@@ -9812,7 +9812,7 @@
                 <w:color w:val="1C3A36"/>
                 <w:sz w:val="17"/>
               </w:rPr>
-              <w:t>68,797</w:t>
+              <w:t>60,598</w:t>
             </w:r>
           </w:p>
         </w:tc>
@@ -9853,7 +9853,7 @@
                 <w:color w:val="1C3A36"/>
                 <w:sz w:val="17"/>
               </w:rPr>
-              <w:t>4,550</w:t>
+              <w:t>4,413</w:t>
             </w:r>
           </w:p>
         </w:tc>
@@ -9873,7 +9873,7 @@
                 <w:color w:val="1C3A36"/>
                 <w:sz w:val="17"/>
               </w:rPr>
-              <w:t>4,784</w:t>
+              <w:t>4,520</w:t>
             </w:r>
           </w:p>
         </w:tc>
@@ -9893,7 +9893,7 @@
                 <w:color w:val="1C3A36"/>
                 <w:sz w:val="17"/>
               </w:rPr>
-              <w:t>4,957</w:t>
+              <w:t>4,582</w:t>
             </w:r>
           </w:p>
         </w:tc>
@@ -9913,7 +9913,7 @@
                 <w:color w:val="1C3A36"/>
                 <w:sz w:val="17"/>
               </w:rPr>
-              <w:t>5,105</w:t>
+              <w:t>4,631</w:t>
             </w:r>
           </w:p>
         </w:tc>
@@ -9933,7 +9933,7 @@
                 <w:color w:val="1C3A36"/>
                 <w:sz w:val="17"/>
               </w:rPr>
-              <w:t>5,181</w:t>
+              <w:t>4,626</w:t>
             </w:r>
           </w:p>
         </w:tc>
@@ -9970,7 +9970,7 @@
                 <w:color w:val="1C3A36"/>
                 <w:sz w:val="17"/>
               </w:rPr>
-              <w:t>8.61%</w:t>
+              <w:t>8.62%</w:t>
             </w:r>
           </w:p>
         </w:tc>
@@ -9988,7 +9988,7 @@
                 <w:color w:val="1C3A36"/>
                 <w:sz w:val="17"/>
               </w:rPr>
-              <w:t>8.19%</w:t>
+              <w:t>8.21%</w:t>
             </w:r>
           </w:p>
         </w:tc>
@@ -10006,7 +10006,7 @@
                 <w:color w:val="1C3A36"/>
                 <w:sz w:val="17"/>
               </w:rPr>
-              <w:t>7.77%</w:t>
+              <w:t>7.82%</w:t>
             </w:r>
           </w:p>
         </w:tc>
@@ -10024,7 +10024,7 @@
                 <w:color w:val="1C3A36"/>
                 <w:sz w:val="17"/>
               </w:rPr>
-              <w:t>7.40%</w:t>
+              <w:t>7.47%</w:t>
             </w:r>
           </w:p>
         </w:tc>
@@ -10042,7 +10042,7 @@
                 <w:color w:val="1C3A36"/>
                 <w:sz w:val="17"/>
               </w:rPr>
-              <w:t>7.00%</w:t>
+              <w:t>7.09%</w:t>
             </w:r>
           </w:p>
         </w:tc>
@@ -10079,7 +10079,7 @@
                 <w:color w:val="1C3A36"/>
                 <w:sz w:val="17"/>
               </w:rPr>
-              <w:t>2,008</w:t>
+              <w:t>2,000</w:t>
             </w:r>
           </w:p>
         </w:tc>
@@ -10097,7 +10097,7 @@
                 <w:color w:val="1C3A36"/>
                 <w:sz w:val="17"/>
               </w:rPr>
-              <w:t>2,276</w:t>
+              <w:t>2,260</w:t>
             </w:r>
           </w:p>
         </w:tc>
@@ -10115,7 +10115,7 @@
                 <w:color w:val="1C3A36"/>
                 <w:sz w:val="17"/>
               </w:rPr>
-              <w:t>2,546</w:t>
+              <w:t>2,520</w:t>
             </w:r>
           </w:p>
         </w:tc>
@@ -10133,7 +10133,7 @@
                 <w:color w:val="1C3A36"/>
                 <w:sz w:val="17"/>
               </w:rPr>
-              <w:t>2,808</w:t>
+              <w:t>2,772</w:t>
             </w:r>
           </w:p>
         </w:tc>
@@ -10151,7 +10151,7 @@
                 <w:color w:val="1C3A36"/>
                 <w:sz w:val="17"/>
               </w:rPr>
-              <w:t>3,082</w:t>
+              <w:t>3,036</w:t>
             </w:r>
           </w:p>
         </w:tc>
@@ -10188,7 +10188,7 @@
                 <w:color w:val="1C3A36"/>
                 <w:sz w:val="17"/>
               </w:rPr>
-              <w:t>2,542</w:t>
+              <w:t>2,413</w:t>
             </w:r>
           </w:p>
         </w:tc>
@@ -10206,7 +10206,7 @@
                 <w:color w:val="1C3A36"/>
                 <w:sz w:val="17"/>
               </w:rPr>
-              <w:t>2,508</w:t>
+              <w:t>2,260</w:t>
             </w:r>
           </w:p>
         </w:tc>
@@ -10224,7 +10224,7 @@
                 <w:color w:val="1C3A36"/>
                 <w:sz w:val="17"/>
               </w:rPr>
-              <w:t>2,412</w:t>
+              <w:t>2,062</w:t>
             </w:r>
           </w:p>
         </w:tc>
@@ -10242,7 +10242,7 @@
                 <w:color w:val="1C3A36"/>
                 <w:sz w:val="17"/>
               </w:rPr>
-              <w:t>2,297</w:t>
+              <w:t>1,859</w:t>
             </w:r>
           </w:p>
         </w:tc>
@@ -10260,7 +10260,7 @@
                 <w:color w:val="1C3A36"/>
                 <w:sz w:val="17"/>
               </w:rPr>
-              <w:t>2,098</w:t>
+              <w:t>1,590</w:t>
             </w:r>
           </w:p>
         </w:tc>
@@ -10315,7 +10315,7 @@
                 <w:color w:val="1C3A36"/>
                 <w:sz w:val="17"/>
               </w:rPr>
-              <w:t>189</w:t>
+              <w:t>183</w:t>
             </w:r>
           </w:p>
         </w:tc>
@@ -10333,6 +10333,24 @@
                 <w:color w:val="1C3A36"/>
                 <w:sz w:val="17"/>
               </w:rPr>
+              <w:t>194</w:t>
+            </w:r>
+          </w:p>
+        </w:tc>
+        <w:tc>
+          <w:tcPr>
+            <w:tcW w:type="dxa" w:w="1238"/>
+          </w:tcPr>
+          <w:p>
+            <w:pPr>
+              <w:spacing w:after="20"/>
+              <w:jc w:val="right"/>
+            </w:pPr>
+            <w:r>
+              <w:rPr>
+                <w:color w:val="1C3A36"/>
+                <w:sz w:val="17"/>
+              </w:rPr>
               <w:t>206</w:t>
             </w:r>
           </w:p>
@@ -10351,25 +10369,7 @@
                 <w:color w:val="1C3A36"/>
                 <w:sz w:val="17"/>
               </w:rPr>
-              <w:t>224</w:t>
-            </w:r>
-          </w:p>
-        </w:tc>
-        <w:tc>
-          <w:tcPr>
-            <w:tcW w:type="dxa" w:w="1238"/>
-          </w:tcPr>
-          <w:p>
-            <w:pPr>
-              <w:spacing w:after="20"/>
-              <w:jc w:val="right"/>
-            </w:pPr>
-            <w:r>
-              <w:rPr>
-                <w:color w:val="1C3A36"/>
-                <w:sz w:val="17"/>
-              </w:rPr>
-              <w:t>244</w:t>
+              <w:t>219</w:t>
             </w:r>
           </w:p>
         </w:tc>
@@ -10406,7 +10406,7 @@
                 <w:color w:val="1C3A36"/>
                 <w:sz w:val="17"/>
               </w:rPr>
-              <w:t>2,368</w:t>
+              <w:t>2,239</w:t>
             </w:r>
           </w:p>
         </w:tc>
@@ -10424,7 +10424,7 @@
                 <w:color w:val="1C3A36"/>
                 <w:sz w:val="17"/>
               </w:rPr>
-              <w:t>2,319</w:t>
+              <w:t>2,076</w:t>
             </w:r>
           </w:p>
         </w:tc>
@@ -10442,7 +10442,7 @@
                 <w:color w:val="1C3A36"/>
                 <w:sz w:val="17"/>
               </w:rPr>
-              <w:t>2,205</w:t>
+              <w:t>1,868</w:t>
             </w:r>
           </w:p>
         </w:tc>
@@ -10460,7 +10460,7 @@
                 <w:color w:val="1C3A36"/>
                 <w:sz w:val="17"/>
               </w:rPr>
-              <w:t>2,072</w:t>
+              <w:t>1,653</w:t>
             </w:r>
           </w:p>
         </w:tc>
@@ -10478,7 +10478,7 @@
                 <w:color w:val="1C3A36"/>
                 <w:sz w:val="17"/>
               </w:rPr>
-              <w:t>1,855</w:t>
+              <w:t>1,370</w:t>
             </w:r>
           </w:p>
         </w:tc>
@@ -10515,7 +10515,7 @@
                 <w:color w:val="1C3A36"/>
                 <w:sz w:val="17"/>
               </w:rPr>
-              <w:t>1,739</w:t>
+              <w:t>1,644</w:t>
             </w:r>
           </w:p>
         </w:tc>
@@ -10533,7 +10533,7 @@
                 <w:color w:val="1C3A36"/>
                 <w:sz w:val="17"/>
               </w:rPr>
-              <w:t>1,702</w:t>
+              <w:t>1,524</w:t>
             </w:r>
           </w:p>
         </w:tc>
@@ -10551,7 +10551,7 @@
                 <w:color w:val="1C3A36"/>
                 <w:sz w:val="17"/>
               </w:rPr>
-              <w:t>1,619</w:t>
+              <w:t>1,371</w:t>
             </w:r>
           </w:p>
         </w:tc>
@@ -10569,7 +10569,7 @@
                 <w:color w:val="1C3A36"/>
                 <w:sz w:val="17"/>
               </w:rPr>
-              <w:t>1,521</w:t>
+              <w:t>1,213</w:t>
             </w:r>
           </w:p>
         </w:tc>
@@ -10587,7 +10587,7 @@
                 <w:color w:val="1C3A36"/>
                 <w:sz w:val="17"/>
               </w:rPr>
-              <w:t>1,362</w:t>
+              <w:t>1,006</w:t>
             </w:r>
           </w:p>
         </w:tc>
@@ -10642,7 +10642,7 @@
                 <w:color w:val="1C3A36"/>
                 <w:sz w:val="17"/>
               </w:rPr>
-              <w:t>189</w:t>
+              <w:t>183</w:t>
             </w:r>
           </w:p>
         </w:tc>
@@ -10660,6 +10660,24 @@
                 <w:color w:val="1C3A36"/>
                 <w:sz w:val="17"/>
               </w:rPr>
+              <w:t>194</w:t>
+            </w:r>
+          </w:p>
+        </w:tc>
+        <w:tc>
+          <w:tcPr>
+            <w:tcW w:type="dxa" w:w="1238"/>
+          </w:tcPr>
+          <w:p>
+            <w:pPr>
+              <w:spacing w:after="20"/>
+              <w:jc w:val="right"/>
+            </w:pPr>
+            <w:r>
+              <w:rPr>
+                <w:color w:val="1C3A36"/>
+                <w:sz w:val="17"/>
+              </w:rPr>
               <w:t>206</w:t>
             </w:r>
           </w:p>
@@ -10678,25 +10696,7 @@
                 <w:color w:val="1C3A36"/>
                 <w:sz w:val="17"/>
               </w:rPr>
-              <w:t>224</w:t>
-            </w:r>
-          </w:p>
-        </w:tc>
-        <w:tc>
-          <w:tcPr>
-            <w:tcW w:type="dxa" w:w="1238"/>
-          </w:tcPr>
-          <w:p>
-            <w:pPr>
-              <w:spacing w:after="20"/>
-              <w:jc w:val="right"/>
-            </w:pPr>
-            <w:r>
-              <w:rPr>
-                <w:color w:val="1C3A36"/>
-                <w:sz w:val="17"/>
-              </w:rPr>
-              <w:t>244</w:t>
+              <w:t>219</w:t>
             </w:r>
           </w:p>
         </w:tc>
@@ -10733,7 +10733,7 @@
                 <w:color w:val="1C3A36"/>
                 <w:sz w:val="17"/>
               </w:rPr>
-              <w:t>281</w:t>
+              <w:t>173</w:t>
             </w:r>
           </w:p>
         </w:tc>
@@ -10751,7 +10751,7 @@
                 <w:color w:val="1C3A36"/>
                 <w:sz w:val="17"/>
               </w:rPr>
-              <w:t>307</w:t>
+              <w:t>196</w:t>
             </w:r>
           </w:p>
         </w:tc>
@@ -10769,7 +10769,7 @@
                 <w:color w:val="1C3A36"/>
                 <w:sz w:val="17"/>
               </w:rPr>
-              <w:t>329</w:t>
+              <w:t>218</w:t>
             </w:r>
           </w:p>
         </w:tc>
@@ -10787,7 +10787,7 @@
                 <w:color w:val="1C3A36"/>
                 <w:sz w:val="17"/>
               </w:rPr>
-              <w:t>351</w:t>
+              <w:t>240</w:t>
             </w:r>
           </w:p>
         </w:tc>
@@ -10805,7 +10805,7 @@
                 <w:color w:val="1C3A36"/>
                 <w:sz w:val="17"/>
               </w:rPr>
-              <w:t>375</w:t>
+              <w:t>263</w:t>
             </w:r>
           </w:p>
         </w:tc>
@@ -10842,7 +10842,7 @@
                 <w:color w:val="1C3A36"/>
                 <w:sz w:val="17"/>
               </w:rPr>
-              <w:t>288</w:t>
+              <w:t>209</w:t>
             </w:r>
           </w:p>
         </w:tc>
@@ -10860,7 +10860,7 @@
                 <w:color w:val="1C3A36"/>
                 <w:sz w:val="17"/>
               </w:rPr>
-              <w:t>276</w:t>
+              <w:t>191</w:t>
             </w:r>
           </w:p>
         </w:tc>
@@ -10878,7 +10878,7 @@
                 <w:color w:val="1C3A36"/>
                 <w:sz w:val="17"/>
               </w:rPr>
-              <w:t>265</w:t>
+              <w:t>179</w:t>
             </w:r>
           </w:p>
         </w:tc>
@@ -10896,7 +10896,7 @@
                 <w:color w:val="1C3A36"/>
                 <w:sz w:val="17"/>
               </w:rPr>
-              <w:t>258</w:t>
+              <w:t>171</w:t>
             </w:r>
           </w:p>
         </w:tc>
@@ -10914,7 +10914,7 @@
                 <w:color w:val="1C3A36"/>
                 <w:sz w:val="17"/>
               </w:rPr>
-              <w:t>253</w:t>
+              <w:t>164</w:t>
             </w:r>
           </w:p>
         </w:tc>
@@ -10955,7 +10955,7 @@
                 <w:color w:val="1C3A36"/>
                 <w:sz w:val="17"/>
               </w:rPr>
-              <w:t>1,343</w:t>
+              <w:t>1,436</w:t>
             </w:r>
           </w:p>
         </w:tc>
@@ -10975,7 +10975,7 @@
                 <w:color w:val="1C3A36"/>
                 <w:sz w:val="17"/>
               </w:rPr>
-              <w:t>1,308</w:t>
+              <w:t>1,321</w:t>
             </w:r>
           </w:p>
         </w:tc>
@@ -10995,7 +10995,7 @@
                 <w:color w:val="1C3A36"/>
                 <w:sz w:val="17"/>
               </w:rPr>
-              <w:t>1,231</w:t>
+              <w:t>1,168</w:t>
             </w:r>
           </w:p>
         </w:tc>
@@ -11015,7 +11015,7 @@
                 <w:color w:val="1C3A36"/>
                 <w:sz w:val="17"/>
               </w:rPr>
-              <w:t>1,137</w:t>
+              <w:t>1,008</w:t>
             </w:r>
           </w:p>
         </w:tc>
@@ -11035,7 +11035,7 @@
                 <w:color w:val="1C3A36"/>
                 <w:sz w:val="17"/>
               </w:rPr>
-              <w:t>978</w:t>
+              <w:t>799</w:t>
             </w:r>
           </w:p>
         </w:tc>
@@ -11072,7 +11072,7 @@
                 <w:color w:val="1C3A36"/>
                 <w:sz w:val="17"/>
               </w:rPr>
-              <w:t>0.76000</w:t>
+              <w:t>0.76224</w:t>
             </w:r>
           </w:p>
         </w:tc>
@@ -11090,7 +11090,7 @@
                 <w:color w:val="1C3A36"/>
                 <w:sz w:val="17"/>
               </w:rPr>
-              <w:t>0.59913</w:t>
+              <w:t>0.60242</w:t>
             </w:r>
           </w:p>
         </w:tc>
@@ -11108,7 +11108,7 @@
                 <w:color w:val="1C3A36"/>
                 <w:sz w:val="17"/>
               </w:rPr>
-              <w:t>0.48682</w:t>
+              <w:t>0.49057</w:t>
             </w:r>
           </w:p>
         </w:tc>
@@ -11126,7 +11126,7 @@
                 <w:color w:val="1C3A36"/>
                 <w:sz w:val="17"/>
               </w:rPr>
-              <w:t>0.40489</w:t>
+              <w:t>0.40879</w:t>
             </w:r>
           </w:p>
         </w:tc>
@@ -11144,7 +11144,7 @@
                 <w:color w:val="1C3A36"/>
                 <w:sz w:val="17"/>
               </w:rPr>
-              <w:t>0.34213</w:t>
+              <w:t>0.34603</w:t>
             </w:r>
           </w:p>
         </w:tc>
@@ -11185,7 +11185,7 @@
                 <w:color w:val="1C3A36"/>
                 <w:sz w:val="17"/>
               </w:rPr>
-              <w:t>1,021</w:t>
+              <w:t>1,094</w:t>
             </w:r>
           </w:p>
         </w:tc>
@@ -11205,7 +11205,7 @@
                 <w:color w:val="1C3A36"/>
                 <w:sz w:val="17"/>
               </w:rPr>
-              <w:t>784</w:t>
+              <w:t>796</w:t>
             </w:r>
           </w:p>
         </w:tc>
@@ -11225,7 +11225,7 @@
                 <w:color w:val="1C3A36"/>
                 <w:sz w:val="17"/>
               </w:rPr>
-              <w:t>599</w:t>
+              <w:t>573</w:t>
             </w:r>
           </w:p>
         </w:tc>
@@ -11245,7 +11245,7 @@
                 <w:color w:val="1C3A36"/>
                 <w:sz w:val="17"/>
               </w:rPr>
-              <w:t>460</w:t>
+              <w:t>412</w:t>
             </w:r>
           </w:p>
         </w:tc>
@@ -11265,7 +11265,7 @@
                 <w:color w:val="1C3A36"/>
                 <w:sz w:val="17"/>
               </w:rPr>
-              <w:t>334</w:t>
+              <w:t>276</w:t>
             </w:r>
           </w:p>
         </w:tc>
@@ -11428,7 +11428,7 @@
                 <w:color w:val="1C3A36"/>
                 <w:sz w:val="17"/>
               </w:rPr>
-              <w:t>3,198</w:t>
+              <w:t>3,151</w:t>
             </w:r>
           </w:p>
         </w:tc>
@@ -11446,7 +11446,7 @@
                 <w:color w:val="1C3A36"/>
                 <w:sz w:val="17"/>
               </w:rPr>
-              <w:t>2.48</w:t>
+              <w:t>2.44</w:t>
             </w:r>
           </w:p>
         </w:tc>
@@ -11500,7 +11500,7 @@
                 <w:color w:val="1C3A36"/>
                 <w:sz w:val="17"/>
               </w:rPr>
-              <w:t>2,591</w:t>
+              <w:t>1,807</w:t>
             </w:r>
           </w:p>
         </w:tc>
@@ -11518,7 +11518,7 @@
                 <w:color w:val="1C3A36"/>
                 <w:sz w:val="17"/>
               </w:rPr>
-              <w:t>2.01</w:t>
+              <w:t>1.40</w:t>
             </w:r>
           </w:p>
         </w:tc>
@@ -11535,7 +11535,7 @@
                 <w:color w:val="1C3A36"/>
                 <w:sz w:val="17"/>
               </w:rPr>
-              <w:t>44.8% of enterprise value</w:t>
+              <w:t>36.4% of enterprise value</w:t>
             </w:r>
           </w:p>
         </w:tc>
@@ -11576,7 +11576,7 @@
                 <w:color w:val="1C3A36"/>
                 <w:sz w:val="17"/>
               </w:rPr>
-              <w:t>5,789</w:t>
+              <w:t>4,959</w:t>
             </w:r>
           </w:p>
         </w:tc>
@@ -11596,7 +11596,7 @@
                 <w:color w:val="1C3A36"/>
                 <w:sz w:val="17"/>
               </w:rPr>
-              <w:t>4.48</w:t>
+              <w:t>3.84</w:t>
             </w:r>
           </w:p>
         </w:tc>
@@ -11723,7 +11723,7 @@
                 <w:color w:val="1C3A36"/>
                 <w:sz w:val="17"/>
               </w:rPr>
-              <w:t>8,232</w:t>
+              <w:t>7,401</w:t>
             </w:r>
           </w:p>
         </w:tc>
@@ -11741,7 +11741,7 @@
                 <w:color w:val="1C3A36"/>
                 <w:sz w:val="17"/>
               </w:rPr>
-              <w:t>6.37</w:t>
+              <w:t>5.73</w:t>
             </w:r>
           </w:p>
         </w:tc>
@@ -11794,7 +11794,7 @@
                 <w:color w:val="1C3A36"/>
                 <w:sz w:val="17"/>
               </w:rPr>
-              <w:t>(268)</w:t>
+              <w:t>(241)</w:t>
             </w:r>
           </w:p>
         </w:tc>
@@ -11812,7 +11812,7 @@
                 <w:color w:val="1C3A36"/>
                 <w:sz w:val="17"/>
               </w:rPr>
-              <w:t>(0.21)</w:t>
+              <w:t>(0.19)</w:t>
             </w:r>
           </w:p>
         </w:tc>
@@ -12086,7 +12086,7 @@
                 <w:color w:val="1C3A36"/>
                 <w:sz w:val="17"/>
               </w:rPr>
-              <w:t>7,103</w:t>
+              <w:t>6,300</w:t>
             </w:r>
           </w:p>
         </w:tc>
@@ -12106,7 +12106,7 @@
                 <w:color w:val="1C3A36"/>
                 <w:sz w:val="17"/>
               </w:rPr>
-              <w:t>5.50</w:t>
+              <w:t>4.88</w:t>
             </w:r>
           </w:p>
         </w:tc>
@@ -12201,7 +12201,7 @@
           <w:color w:val="6E7B77"/>
           <w:sz w:val="17"/>
         </w:rPr>
-        <w:t>Figure 3 — the bridge drawn per share. The gap between the enterprise value including cash and the attributable equity is the three disclosed claims, worth EGP 0.87 a share between them.</w:t>
+        <w:t>Figure 3 — the bridge drawn per share. The gap between the enterprise value including cash and the attributable equity is the three disclosed claims, worth EGP 0.85 a share between them.</w:t>
       </w:r>
     </w:p>
     <w:p>
@@ -12229,7 +12229,7 @@
           <w:color w:val="1C3A36"/>
           <w:sz w:val="21"/>
         </w:rPr>
-        <w:t>The terminal return is struck on invested capital at REPLACEMENT cost — working capital plus the asset base at GROSS cost — giving 17.1%. On net book it would be about 26%. The plant is 67.4% written down, and the book lens in section 1.12 already haircuts the reported return on equity for exactly that reason; using the flattered figure in the terminal block while haircutting it in the book lens would be two views of one asset base. One view is now applied across the model.</w:t>
+        <w:t>The terminal return is struck on invested capital at REPLACEMENT cost — working capital plus the asset base at GROSS cost — giving 14.3%. On net book it would be about 26%. The plant is 67.4% written down, and the book lens in section 1.12 already haircuts the reported return on equity for exactly that reason; using the flattered figure in the terminal block while haircutting it in the book lens would be two views of one asset base. One view is now applied across the model.</w:t>
       </w:r>
     </w:p>
     <w:p>
@@ -12243,7 +12243,7 @@
           <w:color w:val="1C3A36"/>
           <w:sz w:val="21"/>
         </w:rPr>
-        <w:t>Growth equals return times reinvestment is ENFORCED by assertion, not asserted in prose: at 5% terminal growth and a 17.1% return, the terminal block reinvests 29.3% of profit. That is ABOVE the final explicit year’s 28.2%, so the terminal block is funded rather than flattered — a step of +1.11%, disclosed here because it RAISES nothing and a reader is entitled to see it either way. Terminal value carries 44.8% of enterprise value, down from 58.7% in the previous edition, and the fall is a direct consequence of the replacement-cost basis.</w:t>
+        <w:t>Growth equals return times reinvestment is ENFORCED by assertion, not asserted in prose: at 5% terminal growth and a 14.3% return, the terminal block reinvests 35.0% of profit. That is ABOVE the final explicit year’s 20.6%, so the terminal block is funded rather than flattered — a step of +14.46%, disclosed here because it RAISES nothing and a reader is entitled to see it either way. Terminal value carries 36.4% of enterprise value, down from 58.7% in the previous edition, and the fall is a direct consequence of the replacement-cost basis.</w:t>
       </w:r>
     </w:p>
     <w:p>
@@ -12769,7 +12769,7 @@
           <w:color w:val="1C3A36"/>
           <w:sz w:val="21"/>
         </w:rPr>
-        <w:t>Against that record the adopted 5% is generous, and the study says so. The reinvestment waterfall itself implies 5.88%; the four-period average implies far less. The terminal growth sensitivity in section 1.11 shows why the choice barely matters here: because the reinvestment identity FUNDS growth before crediting it, the value moves only from EGP 5.48 at 3% to 5.52 at 7%. A model in which that row is steep is a model crediting growth for free.</w:t>
+        <w:t>Against that record the adopted 5% is generous, and the study says so. The reinvestment waterfall itself implies 3.63%; the four-period average implies far less. The terminal growth sensitivity in section 1.11 shows why the choice barely matters here: because the reinvestment identity FUNDS growth before crediting it, the value moves only from EGP 4.92 at 3% to 4.82 at 7%. A model in which that row is steep is a model crediting growth for free.</w:t>
       </w:r>
     </w:p>
     <w:p>
@@ -12962,7 +12962,7 @@
                 <w:color w:val="1C3A36"/>
                 <w:sz w:val="17"/>
               </w:rPr>
-              <w:t>3.53</w:t>
+              <w:t>3.07</w:t>
             </w:r>
           </w:p>
         </w:tc>
@@ -12980,7 +12980,7 @@
                 <w:color w:val="1C3A36"/>
                 <w:sz w:val="17"/>
               </w:rPr>
-              <w:t>4.51</w:t>
+              <w:t>3.97</w:t>
             </w:r>
           </w:p>
         </w:tc>
@@ -12998,7 +12998,7 @@
                 <w:color w:val="1C3A36"/>
                 <w:sz w:val="17"/>
               </w:rPr>
-              <w:t>5.50</w:t>
+              <w:t>4.88</w:t>
             </w:r>
           </w:p>
         </w:tc>
@@ -13016,7 +13016,7 @@
                 <w:color w:val="1C3A36"/>
                 <w:sz w:val="17"/>
               </w:rPr>
-              <w:t>6.49</w:t>
+              <w:t>5.78</w:t>
             </w:r>
           </w:p>
         </w:tc>
@@ -13034,7 +13034,7 @@
                 <w:color w:val="1C3A36"/>
                 <w:sz w:val="17"/>
               </w:rPr>
-              <w:t>7.47</w:t>
+              <w:t>6.69</w:t>
             </w:r>
           </w:p>
         </w:tc>
@@ -13071,7 +13071,7 @@
                 <w:color w:val="1C3A36"/>
                 <w:sz w:val="17"/>
               </w:rPr>
-              <w:t>4.83</w:t>
+              <w:t>2.97</w:t>
             </w:r>
           </w:p>
         </w:tc>
@@ -13089,7 +13089,7 @@
                 <w:color w:val="1C3A36"/>
                 <w:sz w:val="17"/>
               </w:rPr>
-              <w:t>5.16</w:t>
+              <w:t>3.72</w:t>
             </w:r>
           </w:p>
         </w:tc>
@@ -13107,7 +13107,7 @@
                 <w:color w:val="1C3A36"/>
                 <w:sz w:val="17"/>
               </w:rPr>
-              <w:t>5.50</w:t>
+              <w:t>4.88</w:t>
             </w:r>
           </w:p>
         </w:tc>
@@ -13125,7 +13125,7 @@
                 <w:color w:val="1C3A36"/>
                 <w:sz w:val="17"/>
               </w:rPr>
-              <w:t>5.85</w:t>
+              <w:t>5.78</w:t>
             </w:r>
           </w:p>
         </w:tc>
@@ -13143,7 +13143,7 @@
                 <w:color w:val="1C3A36"/>
                 <w:sz w:val="17"/>
               </w:rPr>
-              <w:t>6.22</w:t>
+              <w:t>6.78</w:t>
             </w:r>
           </w:p>
         </w:tc>
@@ -13180,7 +13180,7 @@
                 <w:color w:val="1C3A36"/>
                 <w:sz w:val="17"/>
               </w:rPr>
-              <w:t>4.66</w:t>
+              <w:t>4.12</w:t>
             </w:r>
           </w:p>
         </w:tc>
@@ -13198,7 +13198,7 @@
                 <w:color w:val="1C3A36"/>
                 <w:sz w:val="17"/>
               </w:rPr>
-              <w:t>5.08</w:t>
+              <w:t>4.50</w:t>
             </w:r>
           </w:p>
         </w:tc>
@@ -13216,7 +13216,7 @@
                 <w:color w:val="1C3A36"/>
                 <w:sz w:val="17"/>
               </w:rPr>
-              <w:t>5.50</w:t>
+              <w:t>4.88</w:t>
             </w:r>
           </w:p>
         </w:tc>
@@ -13234,7 +13234,7 @@
                 <w:color w:val="1C3A36"/>
                 <w:sz w:val="17"/>
               </w:rPr>
-              <w:t>5.93</w:t>
+              <w:t>5.26</w:t>
             </w:r>
           </w:p>
         </w:tc>
@@ -13252,7 +13252,7 @@
                 <w:color w:val="1C3A36"/>
                 <w:sz w:val="17"/>
               </w:rPr>
-              <w:t>6.36</w:t>
+              <w:t>5.65</w:t>
             </w:r>
           </w:p>
         </w:tc>
@@ -13289,7 +13289,7 @@
                 <w:color w:val="1C3A36"/>
                 <w:sz w:val="17"/>
               </w:rPr>
-              <w:t>6.33</w:t>
+              <w:t>5.44</w:t>
             </w:r>
           </w:p>
         </w:tc>
@@ -13307,7 +13307,7 @@
                 <w:color w:val="1C3A36"/>
                 <w:sz w:val="17"/>
               </w:rPr>
-              <w:t>5.81</w:t>
+              <w:t>5.06</w:t>
             </w:r>
           </w:p>
         </w:tc>
@@ -13325,7 +13325,7 @@
                 <w:color w:val="1C3A36"/>
                 <w:sz w:val="17"/>
               </w:rPr>
-              <w:t>5.50</w:t>
+              <w:t>4.88</w:t>
             </w:r>
           </w:p>
         </w:tc>
@@ -13343,7 +13343,7 @@
                 <w:color w:val="1C3A36"/>
                 <w:sz w:val="17"/>
               </w:rPr>
-              <w:t>5.11</w:t>
+              <w:t>4.54</w:t>
             </w:r>
           </w:p>
         </w:tc>
@@ -13361,7 +13361,7 @@
                 <w:color w:val="1C3A36"/>
                 <w:sz w:val="17"/>
               </w:rPr>
-              <w:t>4.87</w:t>
+              <w:t>4.36</w:t>
             </w:r>
           </w:p>
         </w:tc>
@@ -13398,7 +13398,7 @@
                 <w:color w:val="1C3A36"/>
                 <w:sz w:val="17"/>
               </w:rPr>
-              <w:t>6.58</w:t>
+              <w:t>5.86</w:t>
             </w:r>
           </w:p>
         </w:tc>
@@ -13416,7 +13416,7 @@
                 <w:color w:val="1C3A36"/>
                 <w:sz w:val="17"/>
               </w:rPr>
-              <w:t>6.04</w:t>
+              <w:t>5.37</w:t>
             </w:r>
           </w:p>
         </w:tc>
@@ -13434,7 +13434,7 @@
                 <w:color w:val="1C3A36"/>
                 <w:sz w:val="17"/>
               </w:rPr>
-              <w:t>5.50</w:t>
+              <w:t>4.88</w:t>
             </w:r>
           </w:p>
         </w:tc>
@@ -13452,7 +13452,7 @@
                 <w:color w:val="1C3A36"/>
                 <w:sz w:val="17"/>
               </w:rPr>
-              <w:t>4.96</w:t>
+              <w:t>4.39</w:t>
             </w:r>
           </w:p>
         </w:tc>
@@ -13470,7 +13470,7 @@
                 <w:color w:val="1C3A36"/>
                 <w:sz w:val="17"/>
               </w:rPr>
-              <w:t>4.42</w:t>
+              <w:t>3.90</w:t>
             </w:r>
           </w:p>
         </w:tc>
@@ -13507,7 +13507,7 @@
                 <w:color w:val="1C3A36"/>
                 <w:sz w:val="17"/>
               </w:rPr>
-              <w:t>5.48</w:t>
+              <w:t>4.92</w:t>
             </w:r>
           </w:p>
         </w:tc>
@@ -13525,7 +13525,7 @@
                 <w:color w:val="1C3A36"/>
                 <w:sz w:val="17"/>
               </w:rPr>
-              <w:t>5.49</w:t>
+              <w:t>4.90</w:t>
             </w:r>
           </w:p>
         </w:tc>
@@ -13543,7 +13543,7 @@
                 <w:color w:val="1C3A36"/>
                 <w:sz w:val="17"/>
               </w:rPr>
-              <w:t>5.50</w:t>
+              <w:t>4.88</w:t>
             </w:r>
           </w:p>
         </w:tc>
@@ -13561,7 +13561,7 @@
                 <w:color w:val="1C3A36"/>
                 <w:sz w:val="17"/>
               </w:rPr>
-              <w:t>5.51</w:t>
+              <w:t>4.85</w:t>
             </w:r>
           </w:p>
         </w:tc>
@@ -13579,7 +13579,7 @@
                 <w:color w:val="1C3A36"/>
                 <w:sz w:val="17"/>
               </w:rPr>
-              <w:t>5.52</w:t>
+              <w:t>4.82</w:t>
             </w:r>
           </w:p>
         </w:tc>
@@ -13615,7 +13615,7 @@
           <w:color w:val="1C3A36"/>
           <w:sz w:val="21"/>
         </w:rPr>
-        <w:t>Two readings matter. TERMINAL GROWTH is nearly inert, for the reason given in section 1.10. And GROSS MARGIN is the whole thesis: half a point on the margin, held in every forecast year, is worth about EGP 0.99 a share on the cash-flow lens. That is why the case in section 1.13 is built to survive the margin being wrong by more than the entire filed record’s range.</w:t>
+        <w:t>Two readings matter. TERMINAL GROWTH is nearly inert, for the reason given in section 1.10. And GROSS MARGIN is the whole thesis: half a point on the margin, held in every forecast year, is worth about EGP 0.91 a share on the cash-flow lens. That is why the case in section 1.13 is built to survive the margin being wrong by more than the entire filed record’s range.</w:t>
       </w:r>
     </w:p>
     <w:tbl>
@@ -13778,7 +13778,7 @@
                 <w:color w:val="1C3A36"/>
                 <w:sz w:val="17"/>
               </w:rPr>
-              <w:t>16.34%</w:t>
+              <w:t>16.14%</w:t>
             </w:r>
           </w:p>
         </w:tc>
@@ -13796,7 +13796,7 @@
                 <w:color w:val="1C3A36"/>
                 <w:sz w:val="17"/>
               </w:rPr>
-              <w:t>6.74</w:t>
+              <w:t>6.08</w:t>
             </w:r>
           </w:p>
         </w:tc>
@@ -13814,7 +13814,7 @@
                 <w:color w:val="1C3A36"/>
                 <w:sz w:val="17"/>
               </w:rPr>
-              <w:t>6.85</w:t>
+              <w:t>6.15</w:t>
             </w:r>
           </w:p>
         </w:tc>
@@ -13832,7 +13832,7 @@
                 <w:color w:val="1C3A36"/>
                 <w:sz w:val="17"/>
               </w:rPr>
-              <w:t>6.98</w:t>
+              <w:t>6.24</w:t>
             </w:r>
           </w:p>
         </w:tc>
@@ -13850,7 +13850,7 @@
                 <w:color w:val="1C3A36"/>
                 <w:sz w:val="17"/>
               </w:rPr>
-              <w:t>7.14</w:t>
+              <w:t>6.34</w:t>
             </w:r>
           </w:p>
         </w:tc>
@@ -13868,7 +13868,7 @@
                 <w:color w:val="1C3A36"/>
                 <w:sz w:val="17"/>
               </w:rPr>
-              <w:t>7.33</w:t>
+              <w:t>6.46</w:t>
             </w:r>
           </w:p>
         </w:tc>
@@ -13887,7 +13887,7 @@
                 <w:color w:val="1C3A36"/>
                 <w:sz w:val="17"/>
               </w:rPr>
-              <w:t>17.34%</w:t>
+              <w:t>17.14%</w:t>
             </w:r>
           </w:p>
         </w:tc>
@@ -13905,7 +13905,7 @@
                 <w:color w:val="1C3A36"/>
                 <w:sz w:val="17"/>
               </w:rPr>
-              <w:t>6.50</w:t>
+              <w:t>5.90</w:t>
             </w:r>
           </w:p>
         </w:tc>
@@ -13923,7 +13923,7 @@
                 <w:color w:val="1C3A36"/>
                 <w:sz w:val="17"/>
               </w:rPr>
-              <w:t>6.59</w:t>
+              <w:t>5.95</w:t>
             </w:r>
           </w:p>
         </w:tc>
@@ -13941,7 +13941,7 @@
                 <w:color w:val="1C3A36"/>
                 <w:sz w:val="17"/>
               </w:rPr>
-              <w:t>6.69</w:t>
+              <w:t>6.02</w:t>
             </w:r>
           </w:p>
         </w:tc>
@@ -13959,7 +13959,7 @@
                 <w:color w:val="1C3A36"/>
                 <w:sz w:val="17"/>
               </w:rPr>
-              <w:t>6.81</w:t>
+              <w:t>6.09</w:t>
             </w:r>
           </w:p>
         </w:tc>
@@ -13977,7 +13977,7 @@
                 <w:color w:val="1C3A36"/>
                 <w:sz w:val="17"/>
               </w:rPr>
-              <w:t>6.95</w:t>
+              <w:t>6.18</w:t>
             </w:r>
           </w:p>
         </w:tc>
@@ -13996,7 +13996,7 @@
                 <w:color w:val="1C3A36"/>
                 <w:sz w:val="17"/>
               </w:rPr>
-              <w:t>18.34%</w:t>
+              <w:t>18.14%</w:t>
             </w:r>
           </w:p>
         </w:tc>
@@ -14014,7 +14014,7 @@
                 <w:color w:val="1C3A36"/>
                 <w:sz w:val="17"/>
               </w:rPr>
-              <w:t>6.29</w:t>
+              <w:t>5.74</w:t>
             </w:r>
           </w:p>
         </w:tc>
@@ -14032,7 +14032,7 @@
                 <w:color w:val="1C3A36"/>
                 <w:sz w:val="17"/>
               </w:rPr>
-              <w:t>6.36</w:t>
+              <w:t>5.78</w:t>
             </w:r>
           </w:p>
         </w:tc>
@@ -14050,7 +14050,7 @@
                 <w:color w:val="1C3A36"/>
                 <w:sz w:val="17"/>
               </w:rPr>
-              <w:t>6.44</w:t>
+              <w:t>5.83</w:t>
             </w:r>
           </w:p>
         </w:tc>
@@ -14068,7 +14068,7 @@
                 <w:color w:val="1C3A36"/>
                 <w:sz w:val="17"/>
               </w:rPr>
-              <w:t>6.53</w:t>
+              <w:t>5.88</w:t>
             </w:r>
           </w:p>
         </w:tc>
@@ -14086,7 +14086,7 @@
                 <w:color w:val="1C3A36"/>
                 <w:sz w:val="17"/>
               </w:rPr>
-              <w:t>6.64</w:t>
+              <w:t>5.95</w:t>
             </w:r>
           </w:p>
         </w:tc>
@@ -14105,7 +14105,7 @@
                 <w:color w:val="1C3A36"/>
                 <w:sz w:val="17"/>
               </w:rPr>
-              <w:t>19.34%</w:t>
+              <w:t>19.14%</w:t>
             </w:r>
           </w:p>
         </w:tc>
@@ -14123,7 +14123,7 @@
                 <w:color w:val="1C3A36"/>
                 <w:sz w:val="17"/>
               </w:rPr>
-              <w:t>6.10</w:t>
+              <w:t>5.59</w:t>
             </w:r>
           </w:p>
         </w:tc>
@@ -14141,7 +14141,7 @@
                 <w:color w:val="1C3A36"/>
                 <w:sz w:val="17"/>
               </w:rPr>
-              <w:t>6.16</w:t>
+              <w:t>5.63</w:t>
             </w:r>
           </w:p>
         </w:tc>
@@ -14159,7 +14159,7 @@
                 <w:color w:val="1C3A36"/>
                 <w:sz w:val="17"/>
               </w:rPr>
-              <w:t>6.22</w:t>
+              <w:t>5.66</w:t>
             </w:r>
           </w:p>
         </w:tc>
@@ -14177,7 +14177,7 @@
                 <w:color w:val="1C3A36"/>
                 <w:sz w:val="17"/>
               </w:rPr>
-              <w:t>6.30</w:t>
+              <w:t>5.71</w:t>
             </w:r>
           </w:p>
         </w:tc>
@@ -14195,7 +14195,7 @@
                 <w:color w:val="1C3A36"/>
                 <w:sz w:val="17"/>
               </w:rPr>
-              <w:t>6.38</w:t>
+              <w:t>5.76</w:t>
             </w:r>
           </w:p>
         </w:tc>
@@ -14214,7 +14214,7 @@
                 <w:color w:val="1C3A36"/>
                 <w:sz w:val="17"/>
               </w:rPr>
-              <w:t>20.34%</w:t>
+              <w:t>20.14%</w:t>
             </w:r>
           </w:p>
         </w:tc>
@@ -14232,7 +14232,7 @@
                 <w:color w:val="1C3A36"/>
                 <w:sz w:val="17"/>
               </w:rPr>
-              <w:t>5.94</w:t>
+              <w:t>5.47</w:t>
             </w:r>
           </w:p>
         </w:tc>
@@ -14250,7 +14250,7 @@
                 <w:color w:val="1C3A36"/>
                 <w:sz w:val="17"/>
               </w:rPr>
-              <w:t>5.98</w:t>
+              <w:t>5.49</w:t>
             </w:r>
           </w:p>
         </w:tc>
@@ -14268,7 +14268,7 @@
                 <w:color w:val="1C3A36"/>
                 <w:sz w:val="17"/>
               </w:rPr>
-              <w:t>6.03</w:t>
+              <w:t>5.52</w:t>
             </w:r>
           </w:p>
         </w:tc>
@@ -14286,7 +14286,7 @@
                 <w:color w:val="1C3A36"/>
                 <w:sz w:val="17"/>
               </w:rPr>
-              <w:t>6.09</w:t>
+              <w:t>5.55</w:t>
             </w:r>
           </w:p>
         </w:tc>
@@ -14304,7 +14304,7 @@
                 <w:color w:val="1C3A36"/>
                 <w:sz w:val="17"/>
               </w:rPr>
-              <w:t>6.16</w:t>
+              <w:t>5.59</w:t>
             </w:r>
           </w:p>
         </w:tc>
@@ -14463,7 +14463,7 @@
                 <w:color w:val="1C3A36"/>
                 <w:sz w:val="17"/>
               </w:rPr>
-              <w:t>Volume growth path, as a multiple of the assumed path</w:t>
+              <w:t>Volume growth, percentage points a year added to the flat base path</w:t>
             </w:r>
           </w:p>
         </w:tc>
@@ -14481,7 +14481,7 @@
                 <w:color w:val="1C3A36"/>
                 <w:sz w:val="17"/>
               </w:rPr>
-              <w:t>0.40x</w:t>
+              <w:t>-4.5%</w:t>
             </w:r>
           </w:p>
         </w:tc>
@@ -14499,7 +14499,7 @@
                 <w:color w:val="1C3A36"/>
                 <w:sz w:val="17"/>
               </w:rPr>
-              <w:t>1.00x</w:t>
+              <w:t>0.0%</w:t>
             </w:r>
           </w:p>
         </w:tc>
@@ -14517,7 +14517,7 @@
                 <w:color w:val="1C3A36"/>
                 <w:sz w:val="17"/>
               </w:rPr>
-              <w:t>1.50x</w:t>
+              <w:t>3.0%</w:t>
             </w:r>
           </w:p>
         </w:tc>
@@ -14554,7 +14554,7 @@
                 <w:color w:val="1C3A36"/>
                 <w:sz w:val="17"/>
               </w:rPr>
-              <w:t>-1%</w:t>
+              <w:t>-1.0%</w:t>
             </w:r>
           </w:p>
         </w:tc>
@@ -14590,7 +14590,7 @@
                 <w:color w:val="1C3A36"/>
                 <w:sz w:val="17"/>
               </w:rPr>
-              <w:t>1%</w:t>
+              <w:t>1.0%</w:t>
             </w:r>
           </w:p>
         </w:tc>
@@ -14700,7 +14700,7 @@
                 <w:color w:val="1C3A36"/>
                 <w:sz w:val="17"/>
               </w:rPr>
-              <w:t>2%</w:t>
+              <w:t>2.0%</w:t>
             </w:r>
           </w:p>
         </w:tc>
@@ -14736,7 +14736,7 @@
                 <w:color w:val="1C3A36"/>
                 <w:sz w:val="17"/>
               </w:rPr>
-              <w:t>-2%</w:t>
+              <w:t>-2.0%</w:t>
             </w:r>
           </w:p>
         </w:tc>
@@ -14773,7 +14773,7 @@
                 <w:color w:val="1C3A36"/>
                 <w:sz w:val="17"/>
               </w:rPr>
-              <w:t>3%</w:t>
+              <w:t>3.0%</w:t>
             </w:r>
           </w:p>
         </w:tc>
@@ -14809,7 +14809,7 @@
                 <w:color w:val="1C3A36"/>
                 <w:sz w:val="17"/>
               </w:rPr>
-              <w:t>6%</w:t>
+              <w:t>6.0%</w:t>
             </w:r>
           </w:p>
         </w:tc>
@@ -14850,7 +14850,7 @@
                 <w:color w:val="1C3A36"/>
                 <w:sz w:val="17"/>
               </w:rPr>
-              <w:t>3.05</w:t>
+              <w:t>2.28</w:t>
             </w:r>
           </w:p>
         </w:tc>
@@ -14870,7 +14870,7 @@
                 <w:color w:val="1C3A36"/>
                 <w:sz w:val="17"/>
               </w:rPr>
-              <w:t>5.50</w:t>
+              <w:t>4.88</w:t>
             </w:r>
           </w:p>
         </w:tc>
@@ -14890,7 +14890,7 @@
                 <w:color w:val="1C3A36"/>
                 <w:sz w:val="17"/>
               </w:rPr>
-              <w:t>9.64</w:t>
+              <w:t>9.51</w:t>
             </w:r>
           </w:p>
         </w:tc>
@@ -14954,7 +14954,7 @@
           <w:color w:val="1C3A36"/>
           <w:sz w:val="21"/>
         </w:rPr>
-        <w:t>NORMALISED EARNINGS POWER. 2028E OPERATING profit only, taxed at the statutory 22.5%, after the employees’ share and the minority: EGP 1.213 a share. At 7.5 times that is a MID-2028 value, so it is discounted 2.4 years back to the valuation date at the COST OF EQUITY — an equity claim at an equity rate, not at the unlevered weighted rate — and net cash less the provision and the declared dividend is added at FACE outside the multiple. Result EGP 5.83. The previous construction capitalised credit interest at an operating multiple, valuing a bank deposit as though it compounded like the refinery, and then left the 2028 answer undiscounted while the sibling lens discounted its forward number. One lens discounted and the other did not; both are now on the valuation date.</w:t>
+        <w:t>NORMALISED EARNINGS POWER. 2028E OPERATING profit only, taxed at the statutory 22.5%, after the employees’ share and the minority: EGP 1.027 a share. At 7.5 times that is a MID-2028 value, so it is discounted 2.4 years back to the valuation date at the COST OF EQUITY — an equity claim at an equity rate, not at the unlevered weighted rate — and net cash less the provision and the declared dividend is added at FACE outside the multiple. Result EGP 5.08. The previous construction capitalised credit interest at an operating multiple, valuing a bank deposit as though it compounded like the refinery, and then left the 2028 answer undiscounted while the sibling lens discounted its forward number. One lens discounted and the other did not; both are now on the valuation date.</w:t>
       </w:r>
     </w:p>
     <w:p>
@@ -14968,7 +14968,7 @@
           <w:color w:val="1C3A36"/>
           <w:sz w:val="21"/>
         </w:rPr>
-        <w:t>BOOK VALUE AND SUSTAINABLE RETURN. Justified price-to-book of 1.23 times = (sustainable return 28% less growth) over (cost of equity 23.66% less growth), on book value of EGP 3.71: EGP 4.57. The rate is the present-value-weighted average of the SAME cost-of-equity glide the cash-flow lens uses. The previous edition used the terminal rate alone for a perpetuity beginning today, which gives 6.06; the explicit rate alone gives 3.75; a perpetuity starting now deserves neither endpoint. The sustainable return is struck below the trailing 32.6% because the asset base is 67.4% written down.</w:t>
+        <w:t>BOOK VALUE AND SUSTAINABLE RETURN. Justified price-to-book of 1.25 times = (sustainable return 28% less growth) over (cost of equity 23.39% less growth), on book value of EGP 3.71: EGP 4.64. The rate is the present-value-weighted average of the SAME cost-of-equity glide the cash-flow lens uses. The previous edition used the terminal rate alone for a perpetuity beginning today, which gives 6.06; the explicit rate alone gives 3.75; a perpetuity starting now deserves neither endpoint. The sustainable return is struck below the trailing 32.6% because the asset base is 67.4% written down.</w:t>
       </w:r>
     </w:p>
     <w:p>
@@ -15702,7 +15702,7 @@
           <w:color w:val="1C3A36"/>
           <w:sz w:val="21"/>
         </w:rPr>
-        <w:t>Two further contested choices are computed rather than conceded. On the RATING-BASIS equity risk premium instead of the CDS basis, the cash-flow lens is EGP 5.72; two independent reviewers reached for that column, so it is promoted here rather than buried. And discounting the export leg in DOLLARS at a dollar cost of capital before translating back — rather than discounting a pound cash flow already inflated by the depreciation path at a dollar rate, which would count the currency benefit twice — gives EGP 6.50. Both are below the market price.</w:t>
+        <w:t>Two further contested choices are computed rather than conceded. On the RATING-BASIS equity risk premium instead of the CDS basis, the cash-flow lens is EGP 5.30; two independent reviewers reached for that column, so it is promoted here rather than buried. And discounting the export leg in DOLLARS at a dollar cost of capital before translating back — rather than discounting a pound cash flow already inflated by the depreciation path at a dollar rate, which would count the currency benefit twice — gives EGP 5.79. Both are below the market price.</w:t>
       </w:r>
     </w:p>
     <w:p>
@@ -15716,7 +15716,7 @@
           <w:color w:val="1C3A36"/>
           <w:sz w:val="21"/>
         </w:rPr>
-        <w:t>What survives the give-backs is the part of the verdict that cannot be negotiated away by accounting choices: a pass-through processor earning a 9.0% gross margin, discounted at an Egyptian cost of equity of 27.8% falling to 19.1%, is worth less than EGP 9.10 a share on any internally consistent arithmetic this study can construct.</w:t>
+        <w:t>What survives the give-backs is the part of the verdict that cannot be negotiated away by accounting choices: a pass-through processor earning a 9.0% gross margin, discounted at an Egyptian cost of equity of 27.5% falling to 18.9%, is worth less than EGP 9.10 a share on any internally consistent arithmetic this study can construct.</w:t>
       </w:r>
     </w:p>
     <w:p>
@@ -15765,7 +15765,7 @@
           <w:color w:val="1C3A36"/>
           <w:sz w:val="21"/>
         </w:rPr>
-        <w:t>the cash-flow lens must reach EGP 12.49 against this model’s 5.50 — an uplift of 127%;</w:t>
+        <w:t>the cash-flow lens must reach EGP 12.80 against this model’s 4.88 — an uplift of 162%;</w:t>
       </w:r>
     </w:p>
     <w:p>
@@ -15828,7 +15828,7 @@
           <w:color w:val="1C3A36"/>
           <w:sz w:val="21"/>
         </w:rPr>
-        <w:t>the discount rate cannot get there. Even at a beta of 0.60 the lens reaches only EGP 6.33, and terminal growth cannot do it at any rate the reinvestment identity permits.</w:t>
+        <w:t>the discount rate cannot get there. Even at a beta of 0.60 the lens reaches only EGP 5.44, and terminal growth cannot do it at any rate the reinvestment identity permits.</w:t>
       </w:r>
     </w:p>
     <w:p>
@@ -17433,7 +17433,7 @@
                 <w:color w:val="1C3A36"/>
                 <w:sz w:val="17"/>
               </w:rPr>
-              <w:t>5.95</w:t>
+              <w:t>5.53</w:t>
             </w:r>
           </w:p>
         </w:tc>
@@ -17469,7 +17469,7 @@
                 <w:color w:val="1C3A36"/>
                 <w:sz w:val="17"/>
               </w:rPr>
-              <w:t>1.9%</w:t>
+              <w:t>0.6%</w:t>
             </w:r>
           </w:p>
         </w:tc>
@@ -18163,7 +18163,7 @@
                 <w:color w:val="1C3A36"/>
                 <w:sz w:val="17"/>
               </w:rPr>
-              <w:t>EGP 5.95  (range 4.09–8.52)</w:t>
+              <w:t>EGP 5.53  (range 3.64–8.29)</w:t>
             </w:r>
           </w:p>
         </w:tc>
@@ -18377,7 +18377,7 @@
           <w:color w:val="1C3A36"/>
           <w:sz w:val="21"/>
         </w:rPr>
-        <w:t>the margin is the thesis and it is administered, not competed. Half a point in every forecast year is worth about EGP 0.99 on the cash-flow lens, and the filed record spans 514 basis points;</w:t>
+        <w:t>the margin is the thesis and it is administered, not competed. Half a point in every forecast year is worth about EGP 0.91 on the cash-flow lens, and the filed record spans 514 basis points;</w:t>
       </w:r>
     </w:p>
     <w:p>
@@ -18558,7 +18558,7 @@
                 <w:color w:val="1C3A36"/>
                 <w:sz w:val="18"/>
               </w:rPr>
-              <w:t>Below fair value (under EGP 5.95)</w:t>
+              <w:t>Below fair value (under EGP 5.53)</w:t>
             </w:r>
           </w:p>
         </w:tc>
@@ -18576,7 +18576,7 @@
                 <w:color w:val="1C3A36"/>
                 <w:sz w:val="18"/>
               </w:rPr>
-              <w:t>2.1%</w:t>
+              <w:t>1.3%</w:t>
             </w:r>
           </w:p>
         </w:tc>
@@ -18595,7 +18595,7 @@
                 <w:color w:val="1C3A36"/>
                 <w:sz w:val="18"/>
               </w:rPr>
-              <w:t>EGP 5.95 to 7.50</w:t>
+              <w:t>EGP 5.53 to 7.50</w:t>
             </w:r>
           </w:p>
         </w:tc>
@@ -18613,7 +18613,7 @@
                 <w:color w:val="1C3A36"/>
                 <w:sz w:val="18"/>
               </w:rPr>
-              <w:t>11.7%</w:t>
+              <w:t>12.4%</w:t>
             </w:r>
           </w:p>
         </w:tc>
@@ -19226,7 +19226,7 @@
                 <w:color w:val="1C3A36"/>
                 <w:sz w:val="15"/>
               </w:rPr>
-              <w:t>52,841</w:t>
+              <w:t>51,185</w:t>
             </w:r>
           </w:p>
         </w:tc>
@@ -19244,7 +19244,7 @@
                 <w:color w:val="1C3A36"/>
                 <w:sz w:val="15"/>
               </w:rPr>
-              <w:t>58,432</w:t>
+              <w:t>55,024</w:t>
             </w:r>
           </w:p>
         </w:tc>
@@ -19262,7 +19262,7 @@
                 <w:color w:val="1C3A36"/>
                 <w:sz w:val="15"/>
               </w:rPr>
-              <w:t>63,773</w:t>
+              <w:t>58,600</w:t>
             </w:r>
           </w:p>
         </w:tc>
@@ -19280,7 +19280,7 @@
                 <w:color w:val="1C3A36"/>
                 <w:sz w:val="15"/>
               </w:rPr>
-              <w:t>68,952</w:t>
+              <w:t>61,999</w:t>
             </w:r>
           </w:p>
         </w:tc>
@@ -19298,7 +19298,7 @@
                 <w:color w:val="1C3A36"/>
                 <w:sz w:val="15"/>
               </w:rPr>
-              <w:t>73,978</w:t>
+              <w:t>65,223</w:t>
             </w:r>
           </w:p>
         </w:tc>
@@ -19407,7 +19407,7 @@
                 <w:color w:val="1C3A36"/>
                 <w:sz w:val="15"/>
               </w:rPr>
-              <w:t>48,291</w:t>
+              <w:t>46,772</w:t>
             </w:r>
           </w:p>
         </w:tc>
@@ -19425,7 +19425,7 @@
                 <w:color w:val="1C3A36"/>
                 <w:sz w:val="15"/>
               </w:rPr>
-              <w:t>53,648</w:t>
+              <w:t>50,504</w:t>
             </w:r>
           </w:p>
         </w:tc>
@@ -19443,7 +19443,7 @@
                 <w:color w:val="1C3A36"/>
                 <w:sz w:val="15"/>
               </w:rPr>
-              <w:t>58,815</w:t>
+              <w:t>54,018</w:t>
             </w:r>
           </w:p>
         </w:tc>
@@ -19461,7 +19461,7 @@
                 <w:color w:val="1C3A36"/>
                 <w:sz w:val="15"/>
               </w:rPr>
-              <w:t>63,848</w:t>
+              <w:t>57,368</w:t>
             </w:r>
           </w:p>
         </w:tc>
@@ -19479,7 +19479,7 @@
                 <w:color w:val="1C3A36"/>
                 <w:sz w:val="15"/>
               </w:rPr>
-              <w:t>68,797</w:t>
+              <w:t>60,598</w:t>
             </w:r>
           </w:p>
         </w:tc>
@@ -19588,7 +19588,7 @@
                 <w:color w:val="1C3A36"/>
                 <w:sz w:val="15"/>
               </w:rPr>
-              <w:t>4,550</w:t>
+              <w:t>4,413</w:t>
             </w:r>
           </w:p>
         </w:tc>
@@ -19606,7 +19606,7 @@
                 <w:color w:val="1C3A36"/>
                 <w:sz w:val="15"/>
               </w:rPr>
-              <w:t>4,784</w:t>
+              <w:t>4,520</w:t>
             </w:r>
           </w:p>
         </w:tc>
@@ -19624,7 +19624,7 @@
                 <w:color w:val="1C3A36"/>
                 <w:sz w:val="15"/>
               </w:rPr>
-              <w:t>4,957</w:t>
+              <w:t>4,582</w:t>
             </w:r>
           </w:p>
         </w:tc>
@@ -19642,7 +19642,7 @@
                 <w:color w:val="1C3A36"/>
                 <w:sz w:val="15"/>
               </w:rPr>
-              <w:t>5,105</w:t>
+              <w:t>4,631</w:t>
             </w:r>
           </w:p>
         </w:tc>
@@ -19660,7 +19660,7 @@
                 <w:color w:val="1C3A36"/>
                 <w:sz w:val="15"/>
               </w:rPr>
-              <w:t>5,181</w:t>
+              <w:t>4,626</w:t>
             </w:r>
           </w:p>
         </w:tc>
@@ -19823,7 +19823,7 @@
                 <w:color w:val="1C3A36"/>
                 <w:sz w:val="15"/>
               </w:rPr>
-              <w:t>7.4%</w:t>
+              <w:t>7.5%</w:t>
             </w:r>
           </w:p>
         </w:tc>
@@ -19841,7 +19841,7 @@
                 <w:color w:val="1C3A36"/>
                 <w:sz w:val="15"/>
               </w:rPr>
-              <w:t>7.0%</w:t>
+              <w:t>7.1%</w:t>
             </w:r>
           </w:p>
         </w:tc>
@@ -19950,7 +19950,7 @@
                 <w:color w:val="1C3A36"/>
                 <w:sz w:val="15"/>
               </w:rPr>
-              <w:t>2,368</w:t>
+              <w:t>2,239</w:t>
             </w:r>
           </w:p>
         </w:tc>
@@ -19968,7 +19968,7 @@
                 <w:color w:val="1C3A36"/>
                 <w:sz w:val="15"/>
               </w:rPr>
-              <w:t>2,319</w:t>
+              <w:t>2,076</w:t>
             </w:r>
           </w:p>
         </w:tc>
@@ -19986,7 +19986,7 @@
                 <w:color w:val="1C3A36"/>
                 <w:sz w:val="15"/>
               </w:rPr>
-              <w:t>2,205</w:t>
+              <w:t>1,868</w:t>
             </w:r>
           </w:p>
         </w:tc>
@@ -20004,7 +20004,7 @@
                 <w:color w:val="1C3A36"/>
                 <w:sz w:val="15"/>
               </w:rPr>
-              <w:t>2,072</w:t>
+              <w:t>1,653</w:t>
             </w:r>
           </w:p>
         </w:tc>
@@ -20022,7 +20022,7 @@
                 <w:color w:val="1C3A36"/>
                 <w:sz w:val="15"/>
               </w:rPr>
-              <w:t>1,855</w:t>
+              <w:t>1,370</w:t>
             </w:r>
           </w:p>
         </w:tc>
@@ -20145,7 +20145,7 @@
                 <w:color w:val="1C3A36"/>
                 <w:sz w:val="15"/>
               </w:rPr>
-              <w:t>294</w:t>
+              <w:t>323</w:t>
             </w:r>
           </w:p>
         </w:tc>
@@ -20163,7 +20163,7 @@
                 <w:color w:val="1C3A36"/>
                 <w:sz w:val="15"/>
               </w:rPr>
-              <w:t>200</w:t>
+              <w:t>253</w:t>
             </w:r>
           </w:p>
         </w:tc>
@@ -20181,7 +20181,7 @@
                 <w:color w:val="1C3A36"/>
                 <w:sz w:val="15"/>
               </w:rPr>
-              <w:t>127</w:t>
+              <w:t>201</w:t>
             </w:r>
           </w:p>
         </w:tc>
@@ -20199,7 +20199,7 @@
                 <w:color w:val="1C3A36"/>
                 <w:sz w:val="15"/>
               </w:rPr>
-              <w:t>66</w:t>
+              <w:t>159</w:t>
             </w:r>
           </w:p>
         </w:tc>
@@ -20304,7 +20304,7 @@
                 <w:color w:val="1C3A36"/>
                 <w:sz w:val="15"/>
               </w:rPr>
-              <w:t>2,066</w:t>
+              <w:t>1,970</w:t>
             </w:r>
           </w:p>
         </w:tc>
@@ -20322,7 +20322,7 @@
                 <w:color w:val="1C3A36"/>
                 <w:sz w:val="15"/>
               </w:rPr>
-              <w:t>1,940</w:t>
+              <w:t>1,782</w:t>
             </w:r>
           </w:p>
         </w:tc>
@@ -20340,7 +20340,7 @@
                 <w:color w:val="1C3A36"/>
                 <w:sz w:val="15"/>
               </w:rPr>
-              <w:t>1,786</w:t>
+              <w:t>1,575</w:t>
             </w:r>
           </w:p>
         </w:tc>
@@ -20358,7 +20358,7 @@
                 <w:color w:val="1C3A36"/>
                 <w:sz w:val="15"/>
               </w:rPr>
-              <w:t>1,634</w:t>
+              <w:t>1,376</w:t>
             </w:r>
           </w:p>
         </w:tc>
@@ -20376,7 +20376,7 @@
                 <w:color w:val="1C3A36"/>
                 <w:sz w:val="15"/>
               </w:rPr>
-              <w:t>1,426</w:t>
+              <w:t>1,136</w:t>
             </w:r>
           </w:p>
         </w:tc>
@@ -20630,7 +20630,7 @@
                 <w:color w:val="1C3A36"/>
                 <w:sz w:val="16"/>
               </w:rPr>
-              <w:t>1,407</w:t>
+              <w:t>1,300</w:t>
             </w:r>
           </w:p>
         </w:tc>
@@ -20648,7 +20648,7 @@
                 <w:color w:val="1C3A36"/>
                 <w:sz w:val="16"/>
               </w:rPr>
-              <w:t>1,526</w:t>
+              <w:t>1,312</w:t>
             </w:r>
           </w:p>
         </w:tc>
@@ -20666,7 +20666,7 @@
                 <w:color w:val="1C3A36"/>
                 <w:sz w:val="16"/>
               </w:rPr>
-              <w:t>1,648</w:t>
+              <w:t>1,336</w:t>
             </w:r>
           </w:p>
         </w:tc>
@@ -20684,7 +20684,7 @@
                 <w:color w:val="1C3A36"/>
                 <w:sz w:val="16"/>
               </w:rPr>
-              <w:t>1,775</w:t>
+              <w:t>1,370</w:t>
             </w:r>
           </w:p>
         </w:tc>
@@ -20702,7 +20702,7 @@
                 <w:color w:val="1C3A36"/>
                 <w:sz w:val="16"/>
               </w:rPr>
-              <w:t>1,906</w:t>
+              <w:t>1,414</w:t>
             </w:r>
           </w:p>
         </w:tc>
@@ -20757,7 +20757,7 @@
                 <w:color w:val="1C3A36"/>
                 <w:sz w:val="16"/>
               </w:rPr>
-              <w:t>2,540</w:t>
+              <w:t>2,460</w:t>
             </w:r>
           </w:p>
         </w:tc>
@@ -20775,7 +20775,7 @@
                 <w:color w:val="1C3A36"/>
                 <w:sz w:val="16"/>
               </w:rPr>
-              <w:t>2,816</w:t>
+              <w:t>2,651</w:t>
             </w:r>
           </w:p>
         </w:tc>
@@ -20793,7 +20793,7 @@
                 <w:color w:val="1C3A36"/>
                 <w:sz w:val="16"/>
               </w:rPr>
-              <w:t>3,081</w:t>
+              <w:t>2,831</w:t>
             </w:r>
           </w:p>
         </w:tc>
@@ -20811,7 +20811,7 @@
                 <w:color w:val="1C3A36"/>
                 <w:sz w:val="16"/>
               </w:rPr>
-              <w:t>3,340</w:t>
+              <w:t>3,002</w:t>
             </w:r>
           </w:p>
         </w:tc>
@@ -20829,7 +20829,7 @@
                 <w:color w:val="1C3A36"/>
                 <w:sz w:val="16"/>
               </w:rPr>
-              <w:t>3,592</w:t>
+              <w:t>3,165</w:t>
             </w:r>
           </w:p>
         </w:tc>
@@ -20890,7 +20890,7 @@
                 <w:color w:val="1C3A36"/>
                 <w:sz w:val="16"/>
               </w:rPr>
-              <w:t>3,947</w:t>
+              <w:t>3,760</w:t>
             </w:r>
           </w:p>
         </w:tc>
@@ -20910,7 +20910,7 @@
                 <w:color w:val="1C3A36"/>
                 <w:sz w:val="16"/>
               </w:rPr>
-              <w:t>4,342</w:t>
+              <w:t>3,964</w:t>
             </w:r>
           </w:p>
         </w:tc>
@@ -20930,7 +20930,7 @@
                 <w:color w:val="1C3A36"/>
                 <w:sz w:val="16"/>
               </w:rPr>
-              <w:t>4,729</w:t>
+              <w:t>4,167</w:t>
             </w:r>
           </w:p>
         </w:tc>
@@ -20950,7 +20950,7 @@
                 <w:color w:val="1C3A36"/>
                 <w:sz w:val="16"/>
               </w:rPr>
-              <w:t>5,114</w:t>
+              <w:t>4,372</w:t>
             </w:r>
           </w:p>
         </w:tc>
@@ -20970,7 +20970,7 @@
                 <w:color w:val="1C3A36"/>
                 <w:sz w:val="16"/>
               </w:rPr>
-              <w:t>5,498</w:t>
+              <w:t>4,579</w:t>
             </w:r>
           </w:p>
         </w:tc>
@@ -21025,7 +21025,7 @@
                 <w:color w:val="1C3A36"/>
                 <w:sz w:val="16"/>
               </w:rPr>
-              <w:t>1,986</w:t>
+              <w:t>2,178</w:t>
             </w:r>
           </w:p>
         </w:tc>
@@ -21043,7 +21043,7 @@
                 <w:color w:val="1C3A36"/>
                 <w:sz w:val="16"/>
               </w:rPr>
-              <w:t>1,511</w:t>
+              <w:t>1,902</w:t>
             </w:r>
           </w:p>
         </w:tc>
@@ -21061,7 +21061,7 @@
                 <w:color w:val="1C3A36"/>
                 <w:sz w:val="16"/>
               </w:rPr>
-              <w:t>1,045</w:t>
+              <w:t>1,634</w:t>
             </w:r>
           </w:p>
         </w:tc>
@@ -21079,7 +21079,7 @@
                 <w:color w:val="1C3A36"/>
                 <w:sz w:val="16"/>
               </w:rPr>
-              <w:t>586</w:t>
+              <w:t>1,371</w:t>
             </w:r>
           </w:p>
         </w:tc>
@@ -21097,7 +21097,7 @@
                 <w:color w:val="1C3A36"/>
                 <w:sz w:val="16"/>
               </w:rPr>
-              <w:t>136</w:t>
+              <w:t>1,116</w:t>
             </w:r>
           </w:p>
         </w:tc>
@@ -21152,7 +21152,7 @@
                 <w:color w:val="1C3A36"/>
                 <w:sz w:val="16"/>
               </w:rPr>
-              <w:t>-1,965</w:t>
+              <w:t>-2,157</w:t>
             </w:r>
           </w:p>
         </w:tc>
@@ -21170,7 +21170,7 @@
                 <w:color w:val="1C3A36"/>
                 <w:sz w:val="16"/>
               </w:rPr>
-              <w:t>-1,490</w:t>
+              <w:t>-1,881</w:t>
             </w:r>
           </w:p>
         </w:tc>
@@ -21188,7 +21188,7 @@
                 <w:color w:val="1C3A36"/>
                 <w:sz w:val="16"/>
               </w:rPr>
-              <w:t>-1,024</w:t>
+              <w:t>-1,613</w:t>
             </w:r>
           </w:p>
         </w:tc>
@@ -21206,7 +21206,7 @@
                 <w:color w:val="1C3A36"/>
                 <w:sz w:val="16"/>
               </w:rPr>
-              <w:t>-565</w:t>
+              <w:t>-1,350</w:t>
             </w:r>
           </w:p>
         </w:tc>
@@ -21224,7 +21224,7 @@
                 <w:color w:val="1C3A36"/>
                 <w:sz w:val="16"/>
               </w:rPr>
-              <w:t>-115</w:t>
+              <w:t>-1,095</w:t>
             </w:r>
           </w:p>
         </w:tc>
@@ -21279,7 +21279,7 @@
                 <w:color w:val="1C3A36"/>
                 <w:sz w:val="16"/>
               </w:rPr>
-              <w:t>4,714</w:t>
+              <w:t>4,717</w:t>
             </w:r>
           </w:p>
         </w:tc>
@@ -21297,7 +21297,7 @@
                 <w:color w:val="1C3A36"/>
                 <w:sz w:val="16"/>
               </w:rPr>
-              <w:t>4,642</w:t>
+              <w:t>4,651</w:t>
             </w:r>
           </w:p>
         </w:tc>
@@ -21315,7 +21315,7 @@
                 <w:color w:val="1C3A36"/>
                 <w:sz w:val="16"/>
               </w:rPr>
-              <w:t>4,575</w:t>
+              <w:t>4,593</w:t>
             </w:r>
           </w:p>
         </w:tc>
@@ -21333,7 +21333,7 @@
                 <w:color w:val="1C3A36"/>
                 <w:sz w:val="16"/>
               </w:rPr>
-              <w:t>4,515</w:t>
+              <w:t>4,542</w:t>
             </w:r>
           </w:p>
         </w:tc>
@@ -21351,7 +21351,7 @@
                 <w:color w:val="1C3A36"/>
                 <w:sz w:val="16"/>
               </w:rPr>
-              <w:t>4,462</w:t>
+              <w:t>4,499</w:t>
             </w:r>
           </w:p>
         </w:tc>
@@ -21933,7 +21933,7 @@
                 <w:color w:val="1C3A36"/>
                 <w:sz w:val="16"/>
               </w:rPr>
-              <w:t>1,739</w:t>
+              <w:t>1,644</w:t>
             </w:r>
           </w:p>
         </w:tc>
@@ -21951,7 +21951,7 @@
                 <w:color w:val="1C3A36"/>
                 <w:sz w:val="16"/>
               </w:rPr>
-              <w:t>1,702</w:t>
+              <w:t>1,524</w:t>
             </w:r>
           </w:p>
         </w:tc>
@@ -21969,7 +21969,7 @@
                 <w:color w:val="1C3A36"/>
                 <w:sz w:val="16"/>
               </w:rPr>
-              <w:t>1,619</w:t>
+              <w:t>1,371</w:t>
             </w:r>
           </w:p>
         </w:tc>
@@ -21987,7 +21987,7 @@
                 <w:color w:val="1C3A36"/>
                 <w:sz w:val="16"/>
               </w:rPr>
-              <w:t>1,521</w:t>
+              <w:t>1,213</w:t>
             </w:r>
           </w:p>
         </w:tc>
@@ -22005,7 +22005,7 @@
                 <w:color w:val="1C3A36"/>
                 <w:sz w:val="16"/>
               </w:rPr>
-              <w:t>1,362</w:t>
+              <w:t>1,006</w:t>
             </w:r>
           </w:p>
         </w:tc>
@@ -22060,7 +22060,7 @@
                 <w:color w:val="1C3A36"/>
                 <w:sz w:val="16"/>
               </w:rPr>
-              <w:t>189</w:t>
+              <w:t>183</w:t>
             </w:r>
           </w:p>
         </w:tc>
@@ -22078,6 +22078,24 @@
                 <w:color w:val="1C3A36"/>
                 <w:sz w:val="16"/>
               </w:rPr>
+              <w:t>194</w:t>
+            </w:r>
+          </w:p>
+        </w:tc>
+        <w:tc>
+          <w:tcPr>
+            <w:tcW w:type="dxa" w:w="1195"/>
+          </w:tcPr>
+          <w:p>
+            <w:pPr>
+              <w:spacing w:after="20"/>
+              <w:jc w:val="right"/>
+            </w:pPr>
+            <w:r>
+              <w:rPr>
+                <w:color w:val="1C3A36"/>
+                <w:sz w:val="16"/>
+              </w:rPr>
               <w:t>206</w:t>
             </w:r>
           </w:p>
@@ -22096,25 +22114,7 @@
                 <w:color w:val="1C3A36"/>
                 <w:sz w:val="16"/>
               </w:rPr>
-              <w:t>224</w:t>
-            </w:r>
-          </w:p>
-        </w:tc>
-        <w:tc>
-          <w:tcPr>
-            <w:tcW w:type="dxa" w:w="1195"/>
-          </w:tcPr>
-          <w:p>
-            <w:pPr>
-              <w:spacing w:after="20"/>
-              <w:jc w:val="right"/>
-            </w:pPr>
-            <w:r>
-              <w:rPr>
-                <w:color w:val="1C3A36"/>
-                <w:sz w:val="16"/>
-              </w:rPr>
-              <w:t>244</w:t>
+              <w:t>219</w:t>
             </w:r>
           </w:p>
         </w:tc>
@@ -22151,7 +22151,7 @@
                 <w:color w:val="1C3A36"/>
                 <w:sz w:val="16"/>
               </w:rPr>
-              <w:t>(281)</w:t>
+              <w:t>(173)</w:t>
             </w:r>
           </w:p>
         </w:tc>
@@ -22169,7 +22169,7 @@
                 <w:color w:val="1C3A36"/>
                 <w:sz w:val="16"/>
               </w:rPr>
-              <w:t>(307)</w:t>
+              <w:t>(196)</w:t>
             </w:r>
           </w:p>
         </w:tc>
@@ -22187,7 +22187,7 @@
                 <w:color w:val="1C3A36"/>
                 <w:sz w:val="16"/>
               </w:rPr>
-              <w:t>(329)</w:t>
+              <w:t>(218)</w:t>
             </w:r>
           </w:p>
         </w:tc>
@@ -22205,7 +22205,7 @@
                 <w:color w:val="1C3A36"/>
                 <w:sz w:val="16"/>
               </w:rPr>
-              <w:t>(351)</w:t>
+              <w:t>(240)</w:t>
             </w:r>
           </w:p>
         </w:tc>
@@ -22223,7 +22223,7 @@
                 <w:color w:val="1C3A36"/>
                 <w:sz w:val="16"/>
               </w:rPr>
-              <w:t>(375)</w:t>
+              <w:t>(263)</w:t>
             </w:r>
           </w:p>
         </w:tc>
@@ -22260,7 +22260,7 @@
                 <w:color w:val="1C3A36"/>
                 <w:sz w:val="16"/>
               </w:rPr>
-              <w:t>(288)</w:t>
+              <w:t>(209)</w:t>
             </w:r>
           </w:p>
         </w:tc>
@@ -22278,7 +22278,7 @@
                 <w:color w:val="1C3A36"/>
                 <w:sz w:val="16"/>
               </w:rPr>
-              <w:t>(276)</w:t>
+              <w:t>(191)</w:t>
             </w:r>
           </w:p>
         </w:tc>
@@ -22296,7 +22296,7 @@
                 <w:color w:val="1C3A36"/>
                 <w:sz w:val="16"/>
               </w:rPr>
-              <w:t>(265)</w:t>
+              <w:t>(179)</w:t>
             </w:r>
           </w:p>
         </w:tc>
@@ -22314,7 +22314,7 @@
                 <w:color w:val="1C3A36"/>
                 <w:sz w:val="16"/>
               </w:rPr>
-              <w:t>(258)</w:t>
+              <w:t>(171)</w:t>
             </w:r>
           </w:p>
         </w:tc>
@@ -22332,7 +22332,7 @@
                 <w:color w:val="1C3A36"/>
                 <w:sz w:val="16"/>
               </w:rPr>
-              <w:t>(253)</w:t>
+              <w:t>(164)</w:t>
             </w:r>
           </w:p>
         </w:tc>
@@ -22373,7 +22373,7 @@
                 <w:color w:val="1C3A36"/>
                 <w:sz w:val="16"/>
               </w:rPr>
-              <w:t>1,343</w:t>
+              <w:t>1,436</w:t>
             </w:r>
           </w:p>
         </w:tc>
@@ -22393,7 +22393,7 @@
                 <w:color w:val="1C3A36"/>
                 <w:sz w:val="16"/>
               </w:rPr>
-              <w:t>1,308</w:t>
+              <w:t>1,321</w:t>
             </w:r>
           </w:p>
         </w:tc>
@@ -22413,7 +22413,7 @@
                 <w:color w:val="1C3A36"/>
                 <w:sz w:val="16"/>
               </w:rPr>
-              <w:t>1,231</w:t>
+              <w:t>1,168</w:t>
             </w:r>
           </w:p>
         </w:tc>
@@ -22433,7 +22433,7 @@
                 <w:color w:val="1C3A36"/>
                 <w:sz w:val="16"/>
               </w:rPr>
-              <w:t>1,137</w:t>
+              <w:t>1,008</w:t>
             </w:r>
           </w:p>
         </w:tc>
@@ -22453,7 +22453,7 @@
                 <w:color w:val="1C3A36"/>
                 <w:sz w:val="16"/>
               </w:rPr>
-              <w:t>978</w:t>
+              <w:t>799</w:t>
             </w:r>
           </w:p>
         </w:tc>
@@ -22490,7 +22490,7 @@
                 <w:color w:val="1C3A36"/>
                 <w:sz w:val="16"/>
               </w:rPr>
-              <w:t>44.0%</w:t>
+              <w:t>43.7%</w:t>
             </w:r>
           </w:p>
         </w:tc>
@@ -22508,7 +22508,7 @@
                 <w:color w:val="1C3A36"/>
                 <w:sz w:val="16"/>
               </w:rPr>
-              <w:t>39.2%</w:t>
+              <w:t>38.5%</w:t>
             </w:r>
           </w:p>
         </w:tc>
@@ -22526,7 +22526,7 @@
                 <w:color w:val="1C3A36"/>
                 <w:sz w:val="16"/>
               </w:rPr>
-              <w:t>34.2%</w:t>
+              <w:t>32.9%</w:t>
             </w:r>
           </w:p>
         </w:tc>
@@ -22544,7 +22544,7 @@
                 <w:color w:val="1C3A36"/>
                 <w:sz w:val="16"/>
               </w:rPr>
-              <w:t>29.7%</w:t>
+              <w:t>27.8%</w:t>
             </w:r>
           </w:p>
         </w:tc>
@@ -22562,7 +22562,7 @@
                 <w:color w:val="1C3A36"/>
                 <w:sz w:val="16"/>
               </w:rPr>
-              <w:t>24.8%</w:t>
+              <w:t>22.0%</w:t>
             </w:r>
           </w:p>
         </w:tc>
@@ -22599,7 +22599,7 @@
                 <w:color w:val="1C3A36"/>
                 <w:sz w:val="16"/>
               </w:rPr>
-              <w:t>1.62x</w:t>
+              <w:t>1.00x</w:t>
             </w:r>
           </w:p>
         </w:tc>
@@ -22617,7 +22617,7 @@
                 <w:color w:val="1C3A36"/>
                 <w:sz w:val="16"/>
               </w:rPr>
-              <w:t>1.62x</w:t>
+              <w:t>1.07x</w:t>
             </w:r>
           </w:p>
         </w:tc>
@@ -22635,7 +22635,7 @@
                 <w:color w:val="1C3A36"/>
                 <w:sz w:val="16"/>
               </w:rPr>
-              <w:t>1.59x</w:t>
+              <w:t>1.12x</w:t>
             </w:r>
           </w:p>
         </w:tc>
@@ -22653,7 +22653,7 @@
                 <w:color w:val="1C3A36"/>
                 <w:sz w:val="16"/>
               </w:rPr>
-              <w:t>1.56x</w:t>
+              <w:t>1.16x</w:t>
             </w:r>
           </w:p>
         </w:tc>
@@ -22671,7 +22671,7 @@
                 <w:color w:val="1C3A36"/>
                 <w:sz w:val="16"/>
               </w:rPr>
-              <w:t>1.54x</w:t>
+              <w:t>1.20x</w:t>
             </w:r>
           </w:p>
         </w:tc>
@@ -22842,7 +22842,7 @@
                 <w:color w:val="1C3A36"/>
                 <w:sz w:val="17"/>
               </w:rPr>
-              <w:t>0.940</w:t>
+              <w:t>0.908</w:t>
             </w:r>
           </w:p>
         </w:tc>
@@ -22896,7 +22896,7 @@
                 <w:color w:val="1C3A36"/>
                 <w:sz w:val="17"/>
               </w:rPr>
-              <w:t>257</w:t>
+              <w:t>253</w:t>
             </w:r>
           </w:p>
         </w:tc>
@@ -22913,7 +22913,7 @@
                 <w:color w:val="1C3A36"/>
                 <w:sz w:val="17"/>
               </w:rPr>
-              <w:t>5-year window, weekly returns</w:t>
+              <w:t>4.89-year window, weekly returns</w:t>
             </w:r>
           </w:p>
         </w:tc>
@@ -22950,7 +22950,7 @@
                 <w:color w:val="1C3A36"/>
                 <w:sz w:val="17"/>
               </w:rPr>
-              <w:t>31.2%</w:t>
+              <w:t>25.9%</w:t>
             </w:r>
           </w:p>
         </w:tc>
@@ -23004,7 +23004,7 @@
                 <w:color w:val="1C3A36"/>
                 <w:sz w:val="17"/>
               </w:rPr>
-              <w:t>0.087</w:t>
+              <w:t>0.165</w:t>
             </w:r>
           </w:p>
         </w:tc>
@@ -23021,7 +23021,7 @@
                 <w:color w:val="1C3A36"/>
                 <w:sz w:val="17"/>
               </w:rPr>
-              <w:t>0.09 of the point estimate — not a weak instrument</w:t>
+              <w:t>0.18 of the point estimate — not a weak instrument</w:t>
             </w:r>
           </w:p>
         </w:tc>
@@ -23058,7 +23058,7 @@
                 <w:color w:val="1C3A36"/>
                 <w:sz w:val="17"/>
               </w:rPr>
-              <w:t>[0.797, 1.084]</w:t>
+              <w:t>[0.637, 1.179]</w:t>
             </w:r>
           </w:p>
         </w:tc>
@@ -23075,7 +23075,7 @@
                 <w:color w:val="1C3A36"/>
                 <w:sz w:val="17"/>
               </w:rPr>
-              <w:t>spans 0.31x the estimate, inside the 2x flag</w:t>
+              <w:t>spans 0.60x the estimate, inside the 2x flag</w:t>
             </w:r>
           </w:p>
         </w:tc>
@@ -23112,7 +23112,7 @@
                 <w:color w:val="1C3A36"/>
                 <w:sz w:val="17"/>
               </w:rPr>
-              <w:t>33-name composite</w:t>
+              <w:t>EGX30</w:t>
             </w:r>
           </w:p>
         </w:tc>
@@ -23129,7 +23129,115 @@
                 <w:color w:val="1C3A36"/>
                 <w:sz w:val="17"/>
               </w:rPr>
-              <w:t>equal-weight Egyptian Exchange basket from the covered library</w:t>
+              <w:t>the published index of the exchange AMOC is listed on</w:t>
+            </w:r>
+          </w:p>
+        </w:tc>
+      </w:tr>
+      <w:tr>
+        <w:tc>
+          <w:tcPr>
+            <w:tcW w:type="dxa" w:w="2520"/>
+          </w:tcPr>
+          <w:p>
+            <w:pPr>
+              <w:spacing w:after="20"/>
+            </w:pPr>
+            <w:r>
+              <w:rPr>
+                <w:color w:val="1C3A36"/>
+                <w:sz w:val="17"/>
+              </w:rPr>
+              <w:t>Benchmark as of</w:t>
+            </w:r>
+          </w:p>
+        </w:tc>
+        <w:tc>
+          <w:tcPr>
+            <w:tcW w:type="dxa" w:w="2160"/>
+          </w:tcPr>
+          <w:p>
+            <w:pPr>
+              <w:spacing w:after="20"/>
+              <w:jc w:val="right"/>
+            </w:pPr>
+            <w:r>
+              <w:rPr>
+                <w:color w:val="1C3A36"/>
+                <w:sz w:val="17"/>
+              </w:rPr>
+              <w:t>2026-07-22</w:t>
+            </w:r>
+          </w:p>
+        </w:tc>
+        <w:tc>
+          <w:tcPr>
+            <w:tcW w:type="dxa" w:w="4824"/>
+          </w:tcPr>
+          <w:p>
+            <w:pPr>
+              <w:spacing w:after="20"/>
+            </w:pPr>
+            <w:r>
+              <w:rPr>
+                <w:color w:val="1C3A36"/>
+                <w:sz w:val="17"/>
+              </w:rPr>
+              <w:t>the index series carries its own date</w:t>
+            </w:r>
+          </w:p>
+        </w:tc>
+      </w:tr>
+      <w:tr>
+        <w:tc>
+          <w:tcPr>
+            <w:tcW w:type="dxa" w:w="2520"/>
+          </w:tcPr>
+          <w:p>
+            <w:pPr>
+              <w:spacing w:after="20"/>
+            </w:pPr>
+            <w:r>
+              <w:rPr>
+                <w:color w:val="1C3A36"/>
+                <w:sz w:val="17"/>
+              </w:rPr>
+              <w:t>Superseded</w:t>
+            </w:r>
+          </w:p>
+        </w:tc>
+        <w:tc>
+          <w:tcPr>
+            <w:tcW w:type="dxa" w:w="2160"/>
+          </w:tcPr>
+          <w:p>
+            <w:pPr>
+              <w:spacing w:after="20"/>
+              <w:jc w:val="right"/>
+            </w:pPr>
+            <w:r>
+              <w:rPr>
+                <w:color w:val="1C3A36"/>
+                <w:sz w:val="17"/>
+              </w:rPr>
+              <w:t>0.940</w:t>
+            </w:r>
+          </w:p>
+        </w:tc>
+        <w:tc>
+          <w:tcPr>
+            <w:tcW w:type="dxa" w:w="4824"/>
+          </w:tcPr>
+          <w:p>
+            <w:pPr>
+              <w:spacing w:after="20"/>
+            </w:pPr>
+            <w:r>
+              <w:rPr>
+                <w:color w:val="1C3A36"/>
+                <w:sz w:val="17"/>
+              </w:rPr>
+              <w:t>the previous edition, regressed on a house composite — withdrawn</w:t>
             </w:r>
           </w:p>
         </w:tc>
@@ -23151,7 +23259,7 @@
           <w:color w:val="6E7B77"/>
           <w:sz w:val="17"/>
         </w:rPr>
-        <w:t>Table B.1 — the regression passes its usability gate on every limb. ONE WEAKNESS IS RECORDED AGAINST IT: the benchmark is a house composite rather than a published index, so a reader cannot reproduce the regression from public data. Two reviewers raised this independently and both are right. The beta sensitivity in Table 15 bounds what it can cost: across the whole plausible range the cash-flow lens moves from EGP 6.33 to 4.87, and neither end reaches the market price.</w:t>
+        <w:t>Table B.1 — the regression passes its usability gate on every limb, and THE WEAKNESS THE PREVIOUS EDITION RECORDED AGAINST ITSELF IS NOW CLOSED. That edition regressed against an equal-weight basket of the Egyptian names this house happens to cover, which a reader could not reproduce from public data; two reviewers raised it independently and both were right. The regressor is now the EGX30 itself. The correction is worth recording for its SIZE as well as its direction: beta moves from 0.940 to 0.908, about 3.5% lower, and the effect on the valuation is under one per cent. The old number was not badly wrong; it was unverifiable, which is a different and sufficient reason to replace it. The beta sensitivity in Table 15 bounds the whole plausible range: the cash-flow lens moves from EGP 5.44 to 4.36, and neither end reaches the market price.</w:t>
       </w:r>
     </w:p>
     <w:p>
@@ -23207,7 +23315,7 @@
           <w:color w:val="1C3A36"/>
           <w:sz w:val="21"/>
         </w:rPr>
-        <w:t>The explicit rate of 31.58% is not a normal corporate discount rate and is not meant to be. It is what an Egyptian operating asset costs today, with the sovereign spread stripped out of the risk-free rate so country risk is not double-counted, and with the net-cash position pushing the operating rate ABOVE the cost of equity. The terminal rate of 18.34% is norm-built: the central bank’s inflation target in force plus a real convention, a normalised equity premium, and a terminal capital structure carrying 10% debt rather than capitalising today’s zero-leverage position into perpetuity. The glide between them is inherited from the cost-of-debt path’s own cumulative progress.</w:t>
+        <w:t>The explicit rate of 31.19% is not a normal corporate discount rate and is not meant to be. It is what an Egyptian operating asset costs today, with the sovereign spread stripped out of the risk-free rate so country risk is not double-counted, and with the net-cash position pushing the operating rate ABOVE the cost of equity. The terminal rate of 18.14% is norm-built: the central bank’s inflation target in force plus a real convention, a normalised equity premium, and a terminal capital structure carrying 10% debt rather than capitalising today’s zero-leverage position into perpetuity. The glide between them is inherited from the cost-of-debt path’s own cumulative progress.</w:t>
       </w:r>
     </w:p>
     <w:p>
@@ -23221,7 +23329,7 @@
           <w:color w:val="1C3A36"/>
           <w:sz w:val="21"/>
         </w:rPr>
-        <w:t>Two alternatives are computed rather than argued. On the RATING-BASIS premium the explicit rate is 32.18% and the cash-flow lens is EGP 5.72. On GROSS rather than net debt weights — the construction this study rejects, because it counts the cash pile twice — the lens is EGP 6.70. Both are published so the choice is visible.</w:t>
+        <w:t>Two alternatives are computed rather than argued. On the RATING-BASIS premium the explicit rate is 31.61% and the cash-flow lens is EGP 5.30. On GROSS rather than net debt weights — the construction this study rejects, because it counts the cash pile twice — the lens is EGP 6.05. Both are published so the choice is visible.</w:t>
       </w:r>
     </w:p>
     <w:p>
@@ -23378,7 +23486,7 @@
                 <w:color w:val="1C3A36"/>
                 <w:sz w:val="17"/>
               </w:rPr>
-              <w:t>2,205</w:t>
+              <w:t>1,868</w:t>
             </w:r>
           </w:p>
         </w:tc>
@@ -23415,7 +23523,7 @@
                 <w:color w:val="1C3A36"/>
                 <w:sz w:val="17"/>
               </w:rPr>
-              <w:t>200</w:t>
+              <w:t>253</w:t>
             </w:r>
           </w:p>
         </w:tc>
@@ -23488,7 +23596,7 @@
                 <w:color w:val="1C3A36"/>
                 <w:sz w:val="17"/>
               </w:rPr>
-              <w:t>1.383</w:t>
+              <w:t>1.220</w:t>
             </w:r>
           </w:p>
         </w:tc>
@@ -23566,7 +23674,7 @@
                 <w:color w:val="1C3A36"/>
                 <w:sz w:val="17"/>
               </w:rPr>
-              <w:t>9.68</w:t>
+              <w:t>8.54</w:t>
             </w:r>
           </w:p>
         </w:tc>
@@ -23588,7 +23696,7 @@
           <w:color w:val="6E7B77"/>
           <w:sz w:val="17"/>
         </w:rPr>
-        <w:t>Table C.1 — Expert 1. Range EGP 6.92 to 13.14 on a 5.0x to 9.5x multiple band. This is the HIGHEST of the three and it is still 6.4% against the market price. Note that it is an undiscounted 2028E number, which is why it sits above the primary lens.</w:t>
+        <w:t>Table C.1 — Expert 1. Range EGP 6.10 to 11.59 on a 5.0x to 9.5x multiple band. This is the HIGHEST of the three and it is still -6.2% against the market price. Note that it is an undiscounted 2028E number, which is why it sits above the primary lens.</w:t>
       </w:r>
     </w:p>
     <w:p>
@@ -23797,7 +23905,7 @@
                 <w:color w:val="1C3A36"/>
                 <w:sz w:val="16"/>
               </w:rPr>
-              <w:t>1,588</w:t>
+              <w:t>1,676</w:t>
             </w:r>
           </w:p>
         </w:tc>
@@ -23815,7 +23923,7 @@
                 <w:color w:val="1C3A36"/>
                 <w:sz w:val="16"/>
               </w:rPr>
-              <w:t>1,465</w:t>
+              <w:t>1,499</w:t>
             </w:r>
           </w:p>
         </w:tc>
@@ -23833,7 +23941,7 @@
                 <w:color w:val="1C3A36"/>
                 <w:sz w:val="16"/>
               </w:rPr>
-              <w:t>1,323</w:t>
+              <w:t>1,302</w:t>
             </w:r>
           </w:p>
         </w:tc>
@@ -23851,7 +23959,7 @@
                 <w:color w:val="1C3A36"/>
                 <w:sz w:val="16"/>
               </w:rPr>
-              <w:t>1,178</w:t>
+              <w:t>1,111</w:t>
             </w:r>
           </w:p>
         </w:tc>
@@ -23869,7 +23977,7 @@
                 <w:color w:val="1C3A36"/>
                 <w:sz w:val="16"/>
               </w:rPr>
-              <w:t>981</w:t>
+              <w:t>880</w:t>
             </w:r>
           </w:p>
         </w:tc>
@@ -23906,7 +24014,7 @@
                 <w:color w:val="1C3A36"/>
                 <w:sz w:val="16"/>
               </w:rPr>
-              <w:t>27.76%</w:t>
+              <w:t>27.45%</w:t>
             </w:r>
           </w:p>
         </w:tc>
@@ -23924,7 +24032,7 @@
                 <w:color w:val="1C3A36"/>
                 <w:sz w:val="16"/>
               </w:rPr>
-              <w:t>24.66%</w:t>
+              <w:t>24.38%</w:t>
             </w:r>
           </w:p>
         </w:tc>
@@ -23942,7 +24050,7 @@
                 <w:color w:val="1C3A36"/>
                 <w:sz w:val="16"/>
               </w:rPr>
-              <w:t>22.18%</w:t>
+              <w:t>21.93%</w:t>
             </w:r>
           </w:p>
         </w:tc>
@@ -23960,7 +24068,7 @@
                 <w:color w:val="1C3A36"/>
                 <w:sz w:val="16"/>
               </w:rPr>
-              <w:t>20.32%</w:t>
+              <w:t>20.08%</w:t>
             </w:r>
           </w:p>
         </w:tc>
@@ -23978,7 +24086,7 @@
                 <w:color w:val="1C3A36"/>
                 <w:sz w:val="16"/>
               </w:rPr>
-              <w:t>19.08%</w:t>
+              <w:t>18.86%</w:t>
             </w:r>
           </w:p>
         </w:tc>
@@ -24015,7 +24123,7 @@
                 <w:color w:val="1C3A36"/>
                 <w:sz w:val="16"/>
               </w:rPr>
-              <w:t>0.7827</w:t>
+              <w:t>0.7846</w:t>
             </w:r>
           </w:p>
         </w:tc>
@@ -24033,7 +24141,7 @@
                 <w:color w:val="1C3A36"/>
                 <w:sz w:val="16"/>
               </w:rPr>
-              <w:t>0.6279</w:t>
+              <w:t>0.6308</w:t>
             </w:r>
           </w:p>
         </w:tc>
@@ -24051,7 +24159,7 @@
                 <w:color w:val="1C3A36"/>
                 <w:sz w:val="16"/>
               </w:rPr>
-              <w:t>0.5139</w:t>
+              <w:t>0.5173</w:t>
             </w:r>
           </w:p>
         </w:tc>
@@ -24069,7 +24177,7 @@
                 <w:color w:val="1C3A36"/>
                 <w:sz w:val="16"/>
               </w:rPr>
-              <w:t>0.4271</w:t>
+              <w:t>0.4308</w:t>
             </w:r>
           </w:p>
         </w:tc>
@@ -24087,7 +24195,7 @@
                 <w:color w:val="1C3A36"/>
                 <w:sz w:val="16"/>
               </w:rPr>
-              <w:t>0.3586</w:t>
+              <w:t>0.3625</w:t>
             </w:r>
           </w:p>
         </w:tc>
@@ -24124,7 +24232,7 @@
                 <w:color w:val="1C3A36"/>
                 <w:sz w:val="16"/>
               </w:rPr>
-              <w:t>1,243</w:t>
+              <w:t>1,315</w:t>
             </w:r>
           </w:p>
         </w:tc>
@@ -24142,7 +24250,7 @@
                 <w:color w:val="1C3A36"/>
                 <w:sz w:val="16"/>
               </w:rPr>
-              <w:t>920</w:t>
+              <w:t>945</w:t>
             </w:r>
           </w:p>
         </w:tc>
@@ -24160,7 +24268,7 @@
                 <w:color w:val="1C3A36"/>
                 <w:sz w:val="16"/>
               </w:rPr>
-              <w:t>680</w:t>
+              <w:t>673</w:t>
             </w:r>
           </w:p>
         </w:tc>
@@ -24178,7 +24286,7 @@
                 <w:color w:val="1C3A36"/>
                 <w:sz w:val="16"/>
               </w:rPr>
-              <w:t>503</w:t>
+              <w:t>479</w:t>
             </w:r>
           </w:p>
         </w:tc>
@@ -24196,7 +24304,7 @@
                 <w:color w:val="1C3A36"/>
                 <w:sz w:val="16"/>
               </w:rPr>
-              <w:t>352</w:t>
+              <w:t>319</w:t>
             </w:r>
           </w:p>
         </w:tc>
@@ -24305,7 +24413,7 @@
                 <w:color w:val="1C3A36"/>
                 <w:sz w:val="17"/>
               </w:rPr>
-              <w:t>3,698</w:t>
+              <w:t>3,732</w:t>
             </w:r>
           </w:p>
         </w:tc>
@@ -24342,7 +24450,7 @@
                 <w:color w:val="1C3A36"/>
                 <w:sz w:val="17"/>
               </w:rPr>
-              <w:t>1,854</w:t>
+              <w:t>1,570</w:t>
             </w:r>
           </w:p>
         </w:tc>
@@ -24416,7 +24524,7 @@
                 <w:color w:val="1C3A36"/>
                 <w:sz w:val="17"/>
               </w:rPr>
-              <w:t>5,552</w:t>
+              <w:t>5,301</w:t>
             </w:r>
           </w:p>
         </w:tc>
@@ -24457,7 +24565,7 @@
                 <w:color w:val="1C3A36"/>
                 <w:sz w:val="17"/>
               </w:rPr>
-              <w:t>4.30</w:t>
+              <w:t>4.10</w:t>
             </w:r>
           </w:p>
         </w:tc>
@@ -24479,7 +24587,7 @@
           <w:color w:val="6E7B77"/>
           <w:sz w:val="17"/>
         </w:rPr>
-        <w:t>Table C.2 — Expert 2. Range EGP 3.90 to 4.42. This is the LOWEST of the three at -52.8% against the price, and the reason is the discount rate: an equity claim discounted on the equity glide from 27.8% to 19.1% is punished harder in the near years than an unlevered claim on the weighted rate.</w:t>
+        <w:t>Table C.2 — Expert 2. Range EGP 3.77 to 4.21. This is the LOWEST of the three at -54.9% against the price, and the reason is the discount rate: an equity claim discounted on the equity glide from 27.5% to 18.9% is punished harder in the near years than an unlevered claim on the weighted rate.</w:t>
       </w:r>
     </w:p>
     <w:p>
@@ -24645,7 +24753,7 @@
                 <w:color w:val="1C3A36"/>
                 <w:sz w:val="17"/>
               </w:rPr>
-              <w:t>1,528</w:t>
+              <w:t>1,184</w:t>
             </w:r>
           </w:p>
         </w:tc>
@@ -24682,7 +24790,7 @@
                 <w:color w:val="1C3A36"/>
                 <w:sz w:val="17"/>
               </w:rPr>
-              <w:t>1,080</w:t>
+              <w:t>595</w:t>
             </w:r>
           </w:p>
         </w:tc>
@@ -24723,7 +24831,7 @@
                 <w:color w:val="1C3A36"/>
                 <w:sz w:val="17"/>
               </w:rPr>
-              <w:t>6,159</w:t>
+              <w:t>5,331</w:t>
             </w:r>
           </w:p>
         </w:tc>
@@ -24760,7 +24868,7 @@
                 <w:color w:val="1C3A36"/>
                 <w:sz w:val="17"/>
               </w:rPr>
-              <w:t>6.44</w:t>
+              <w:t>5.83</w:t>
             </w:r>
           </w:p>
         </w:tc>
@@ -24948,7 +25056,7 @@
                 <w:color w:val="1C3A36"/>
                 <w:sz w:val="17"/>
               </w:rPr>
-              <w:t>617</w:t>
+              <w:t>536</w:t>
             </w:r>
           </w:p>
         </w:tc>
@@ -24966,7 +25074,7 @@
                 <w:color w:val="1C3A36"/>
                 <w:sz w:val="17"/>
               </w:rPr>
-              <w:t>642</w:t>
+              <w:t>527</w:t>
             </w:r>
           </w:p>
         </w:tc>
@@ -24984,7 +25092,7 @@
                 <w:color w:val="1C3A36"/>
                 <w:sz w:val="17"/>
               </w:rPr>
-              <w:t>617</w:t>
+              <w:t>468</w:t>
             </w:r>
           </w:p>
         </w:tc>
@@ -25002,7 +25110,7 @@
                 <w:color w:val="1C3A36"/>
                 <w:sz w:val="17"/>
               </w:rPr>
-              <w:t>564</w:t>
+              <w:t>380</w:t>
             </w:r>
           </w:p>
         </w:tc>
@@ -25020,7 +25128,7 @@
                 <w:color w:val="1C3A36"/>
                 <w:sz w:val="17"/>
               </w:rPr>
-              <w:t>423</w:t>
+              <w:t>213</w:t>
             </w:r>
           </w:p>
         </w:tc>
@@ -25057,7 +25165,7 @@
                 <w:color w:val="1C3A36"/>
                 <w:sz w:val="17"/>
               </w:rPr>
-              <w:t>12.47%</w:t>
+              <w:t>12.52%</w:t>
             </w:r>
           </w:p>
         </w:tc>
@@ -25075,7 +25183,7 @@
                 <w:color w:val="1C3A36"/>
                 <w:sz w:val="17"/>
               </w:rPr>
-              <w:t>12.35%</w:t>
+              <w:t>11.93%</w:t>
             </w:r>
           </w:p>
         </w:tc>
@@ -25093,7 +25201,7 @@
                 <w:color w:val="1C3A36"/>
                 <w:sz w:val="17"/>
               </w:rPr>
-              <w:t>11.16%</w:t>
+              <w:t>10.11%</w:t>
             </w:r>
           </w:p>
         </w:tc>
@@ -25111,7 +25219,7 @@
                 <w:color w:val="1C3A36"/>
                 <w:sz w:val="17"/>
               </w:rPr>
-              <w:t>9.52%</w:t>
+              <w:t>7.75%</w:t>
             </w:r>
           </w:p>
         </w:tc>
@@ -25129,7 +25237,7 @@
                 <w:color w:val="1C3A36"/>
                 <w:sz w:val="17"/>
               </w:rPr>
-              <w:t>6.42%</w:t>
+              <w:t>3.83%</w:t>
             </w:r>
           </w:p>
         </w:tc>
@@ -25151,7 +25259,7 @@
           <w:color w:val="6E7B77"/>
           <w:sz w:val="17"/>
         </w:rPr>
-        <w:t>Table C.3 — Expert 3. Range EGP 5.63 to 6.50. The spread row is the finding: this business earns a POSITIVE return over its cost of capital in every forecast year, which is why it is worth more than its invested capital — and it is still worth materially less than the market price. Cheap capital is not the question here; the question is how much spread 9.0% of gross margin can support.</w:t>
+        <w:t>Table C.3 — Expert 3. Range EGP 5.28 to 5.79. The spread row is the finding: this business earns a POSITIVE return over its cost of capital in every forecast year, which is why it is worth more than its invested capital — and it is still worth materially less than the market price. Cheap capital is not the question here; the question is how much spread 9.0% of gross margin can support.</w:t>
       </w:r>
     </w:p>
     <w:tbl>
@@ -25329,7 +25437,7 @@
                 <w:color w:val="1C3A36"/>
                 <w:sz w:val="17"/>
               </w:rPr>
-              <w:t>9.68</w:t>
+              <w:t>8.54</w:t>
             </w:r>
           </w:p>
         </w:tc>
@@ -25347,7 +25455,7 @@
                 <w:color w:val="1C3A36"/>
                 <w:sz w:val="17"/>
               </w:rPr>
-              <w:t>6.92–13.14</w:t>
+              <w:t>6.10–11.59</w:t>
             </w:r>
           </w:p>
         </w:tc>
@@ -25365,7 +25473,7 @@
                 <w:color w:val="1C3A36"/>
                 <w:sz w:val="17"/>
               </w:rPr>
-              <w:t>6.4%</w:t>
+              <w:t>-6.2%</w:t>
             </w:r>
           </w:p>
         </w:tc>
@@ -25419,7 +25527,7 @@
                 <w:color w:val="1C3A36"/>
                 <w:sz w:val="17"/>
               </w:rPr>
-              <w:t>4.30</w:t>
+              <w:t>4.10</w:t>
             </w:r>
           </w:p>
         </w:tc>
@@ -25437,7 +25545,7 @@
                 <w:color w:val="1C3A36"/>
                 <w:sz w:val="17"/>
               </w:rPr>
-              <w:t>3.90–4.42</w:t>
+              <w:t>3.77–4.21</w:t>
             </w:r>
           </w:p>
         </w:tc>
@@ -25455,7 +25563,7 @@
                 <w:color w:val="1C3A36"/>
                 <w:sz w:val="17"/>
               </w:rPr>
-              <w:t>-52.8%</w:t>
+              <w:t>-54.9%</w:t>
             </w:r>
           </w:p>
         </w:tc>
@@ -25509,7 +25617,7 @@
                 <w:color w:val="1C3A36"/>
                 <w:sz w:val="17"/>
               </w:rPr>
-              <w:t>6.44</w:t>
+              <w:t>5.83</w:t>
             </w:r>
           </w:p>
         </w:tc>
@@ -25527,7 +25635,7 @@
                 <w:color w:val="1C3A36"/>
                 <w:sz w:val="17"/>
               </w:rPr>
-              <w:t>5.63–6.50</w:t>
+              <w:t>5.28–5.79</w:t>
             </w:r>
           </w:p>
         </w:tc>
@@ -25545,7 +25653,7 @@
                 <w:color w:val="1C3A36"/>
                 <w:sz w:val="17"/>
               </w:rPr>
-              <w:t>-29.2%</w:t>
+              <w:t>-36.0%</w:t>
             </w:r>
           </w:p>
         </w:tc>
@@ -25605,7 +25713,7 @@
                 <w:color w:val="1C3A36"/>
                 <w:sz w:val="17"/>
               </w:rPr>
-              <w:t>6.44</w:t>
+              <w:t>5.83</w:t>
             </w:r>
           </w:p>
         </w:tc>
@@ -25644,7 +25752,7 @@
                 <w:color w:val="1C3A36"/>
                 <w:sz w:val="17"/>
               </w:rPr>
-              <w:t>-29.2%</w:t>
+              <w:t>-36.0%</w:t>
             </w:r>
           </w:p>
         </w:tc>
@@ -25788,7 +25896,7 @@
                 <w:color w:val="1C3A36"/>
                 <w:sz w:val="19"/>
               </w:rPr>
-              <w:t>The base year moved from nine annualised months to the twelve contiguous months to 30 June 2026; the cost side is now built per product line; capital expenditure, depreciation and working capital are built rather than extrapolated; and the equity bridge now carries three disclosed claims it previously omitted. The fair-value estimate moved from EGP 9.38 (before the filings) to 7.16 (on the audited nine months) to EGP 5.95. Each restatement is part of the record and none is silently overwritten.</w:t>
+              <w:t>The base year moved from nine annualised months to the twelve contiguous months to 30 June 2026; the cost side is now built per product line; capital expenditure, depreciation and working capital are built rather than extrapolated; and the equity bridge now carries three disclosed claims it previously omitted. The fair-value estimate moved from EGP 9.38 (before the filings) to 7.16 (on the audited nine months) to EGP 5.53. Each restatement is part of the record and none is silently overwritten.</w:t>
             </w:r>
           </w:p>
         </w:tc>
